--- a/lessons/3-5/downloads/reveal/teacher/3.5-session-2-prerequisite-practice-b.docx
+++ b/lessons/3-5/downloads/reveal/teacher/3.5-session-2-prerequisite-practice-b.docx
@@ -15,10 +15,28 @@
         <w:rPr>
           <w:rFonts w:ascii="Avenir Next" w:hAnsi="Avenir Next" w:cs="Avenir Next" w:eastAsia="Avenir Next"/>
           <w:color w:val="1A1A1A"/>
+          <w:sz w:val="22"/>
+          <w:szCs w:val="20"/>
+        </w:rPr>
+        <w:t xml:space="preserve">Name</w:t>
+      </w:r>
+      <w:r>
+        <w:rPr>
+          <w:rFonts w:ascii="Avenir Next" w:hAnsi="Avenir Next" w:cs="Avenir Next" w:eastAsia="Avenir Next"/>
+          <w:color w:val="1A1A1A"/>
           <w:sz w:val="20"/>
           <w:szCs w:val="20"/>
         </w:rPr>
-        <w:t xml:space="preserve">Name</w:t>
+        <w:tab/>
+      </w:r>
+      <w:r>
+        <w:rPr>
+          <w:rFonts w:ascii="Avenir Next" w:hAnsi="Avenir Next" w:cs="Avenir Next" w:eastAsia="Avenir Next"/>
+          <w:color w:val="1A1A1A"/>
+          <w:sz w:val="22"/>
+          <w:szCs w:val="20"/>
+        </w:rPr>
+        <w:t xml:space="preserve">   Date</w:t>
       </w:r>
       <w:r>
         <w:rPr>
@@ -33,25 +51,7 @@
         <w:rPr>
           <w:rFonts w:ascii="Avenir Next" w:hAnsi="Avenir Next" w:cs="Avenir Next" w:eastAsia="Avenir Next"/>
           <w:color w:val="1A1A1A"/>
-          <w:sz w:val="20"/>
-          <w:szCs w:val="20"/>
-        </w:rPr>
-        <w:t xml:space="preserve">   Date</w:t>
-      </w:r>
-      <w:r>
-        <w:rPr>
-          <w:rFonts w:ascii="Avenir Next" w:hAnsi="Avenir Next" w:cs="Avenir Next" w:eastAsia="Avenir Next"/>
-          <w:color w:val="1A1A1A"/>
-          <w:sz w:val="20"/>
-          <w:szCs w:val="20"/>
-        </w:rPr>
-        <w:tab/>
-      </w:r>
-      <w:r>
-        <w:rPr>
-          <w:rFonts w:ascii="Avenir Next" w:hAnsi="Avenir Next" w:cs="Avenir Next" w:eastAsia="Avenir Next"/>
-          <w:color w:val="1A1A1A"/>
-          <w:sz w:val="20"/>
+          <w:sz w:val="22"/>
           <w:szCs w:val="20"/>
         </w:rPr>
         <w:t xml:space="preserve">   Period</w:t>
@@ -78,7 +78,7 @@
           <w:caps/>
           <w:color w:val="003A70"/>
           <w:spacing w:val="12"/>
-          <w:sz w:val="19"/>
+          <w:sz w:val="22"/>
           <w:szCs w:val="19"/>
         </w:rPr>
         <w:t xml:space="preserve">Lesson 3-5  ·  Session 2  ·  Prerequisite Practice B  ·  Skill 1 of 2</w:t>
@@ -86,6 +86,7 @@
     </w:p>
     <w:p>
       <w:pPr>
+        <w:pStyle w:val="Heading1"/>
         <w:keepNext/>
         <w:spacing w:before="0" w:after="10" w:line="240" w:lineRule="auto"/>
       </w:pPr>
@@ -111,7 +112,7 @@
         <w:rPr>
           <w:rFonts w:ascii="Avenir Next" w:hAnsi="Avenir Next" w:cs="Avenir Next" w:eastAsia="Avenir Next"/>
           <w:color w:val="5A5F66"/>
-          <w:sz w:val="17"/>
+          <w:sz w:val="22"/>
           <w:szCs w:val="17"/>
         </w:rPr>
         <w:t xml:space="preserve">Builds on Lesson 3-2 Session 2 · 6.RP.A.2</w:t>
@@ -154,6 +155,7 @@
           </w:tcPr>
           <w:p>
             <w:pPr>
+              <w:pStyle w:val="Heading2"/>
               <w:spacing w:before="0" w:after="0" w:line="252" w:lineRule="auto"/>
             </w:pPr>
             <w:r>
@@ -183,7 +185,7 @@
               <w:rPr>
                 <w:rFonts w:ascii="Avenir Next" w:hAnsi="Avenir Next" w:cs="Avenir Next" w:eastAsia="Avenir Next"/>
                 <w:color w:val="1A1A1A"/>
-                <w:sz w:val="20"/>
+                <w:sz w:val="22"/>
                 <w:szCs w:val="20"/>
               </w:rPr>
               <w:t xml:space="preserve">You will compare 5 sessions for $42.50 with 8 sessions for $66.40.</w:t>
@@ -203,6 +205,7 @@
           </w:tcPr>
           <w:p>
             <w:pPr>
+              <w:pStyle w:val="Heading2"/>
               <w:spacing w:before="0" w:after="0" w:line="252" w:lineRule="auto"/>
             </w:pPr>
             <w:r>
@@ -232,7 +235,7 @@
               <w:rPr>
                 <w:rFonts w:ascii="Avenir Next" w:hAnsi="Avenir Next" w:cs="Avenir Next" w:eastAsia="Avenir Next"/>
                 <w:color w:val="1A1A1A"/>
-                <w:sz w:val="20"/>
+                <w:sz w:val="22"/>
                 <w:szCs w:val="20"/>
               </w:rPr>
               <w:t xml:space="preserve">Find the price for 1, then compare, like $9.00 ÷ 4 = $2.25.  </w:t>
@@ -242,7 +245,7 @@
                 <w:rFonts w:ascii="Avenir Next" w:hAnsi="Avenir Next" w:cs="Avenir Next" w:eastAsia="Avenir Next"/>
                 <w:b/>
                 <w:color w:val="1A1A1A"/>
-                <w:sz w:val="20"/>
+                <w:sz w:val="22"/>
                 <w:szCs w:val="20"/>
               </w:rPr>
               <w:t xml:space="preserve">You will use it in Practice Form A, problems 5 and 6.</w:t>
@@ -253,6 +256,7 @@
     </w:tbl>
     <w:p>
       <w:pPr>
+        <w:pStyle w:val="Heading2"/>
         <w:keepNext/>
         <w:pBdr>
           <w:bottom w:val="single" w:sz="8" w:space="3" w:color="003A70"/>
@@ -268,7 +272,7 @@
           <w:b/>
           <w:color w:val="003A70"/>
           <w:spacing w:val="14"/>
-          <w:sz w:val="19"/>
+          <w:sz w:val="22"/>
           <w:szCs w:val="19"/>
         </w:rPr>
         <w:t xml:space="preserve">STEPS TO FOLLOW</w:t>
@@ -287,7 +291,7 @@
           <w:rFonts w:ascii="Avenir Next" w:hAnsi="Avenir Next" w:cs="Avenir Next" w:eastAsia="Avenir Next"/>
           <w:i/>
           <w:color w:val="5A5F66"/>
-          <w:sz w:val="17"/>
+          <w:sz w:val="22"/>
           <w:szCs w:val="17"/>
         </w:rPr>
         <w:t xml:space="preserve">use these same steps on every problem</w:t>
@@ -329,6 +333,7 @@
           </w:tcPr>
           <w:p>
             <w:pPr>
+              <w:pStyle w:val="Heading1"/>
               <w:spacing w:before="0" w:after="0" w:line="240" w:lineRule="auto"/>
               <w:jc w:val="center"/>
             </w:pPr>
@@ -358,7 +363,7 @@
                 <w:rFonts w:ascii="Avenir Next" w:hAnsi="Avenir Next" w:cs="Avenir Next" w:eastAsia="Avenir Next"/>
                 <w:b/>
                 <w:color w:val="1A1A1A"/>
-                <w:sz w:val="21"/>
+                <w:sz w:val="22"/>
                 <w:szCs w:val="21"/>
               </w:rPr>
               <w:t xml:space="preserve">Divide</w:t>
@@ -367,7 +372,7 @@
               <w:rPr>
                 <w:rFonts w:ascii="Avenir Next" w:hAnsi="Avenir Next" w:cs="Avenir Next" w:eastAsia="Avenir Next"/>
                 <w:color w:val="1A1A1A"/>
-                <w:sz w:val="21"/>
+                <w:sz w:val="22"/>
                 <w:szCs w:val="21"/>
               </w:rPr>
               <w:t xml:space="preserve"> price by quantity for the first deal.</w:t>
@@ -386,6 +391,7 @@
           </w:tcPr>
           <w:p>
             <w:pPr>
+              <w:pStyle w:val="Heading1"/>
               <w:spacing w:before="0" w:after="0" w:line="240" w:lineRule="auto"/>
               <w:jc w:val="center"/>
             </w:pPr>
@@ -415,7 +421,7 @@
                 <w:rFonts w:ascii="Avenir Next" w:hAnsi="Avenir Next" w:cs="Avenir Next" w:eastAsia="Avenir Next"/>
                 <w:b/>
                 <w:color w:val="1A1A1A"/>
-                <w:sz w:val="21"/>
+                <w:sz w:val="22"/>
                 <w:szCs w:val="21"/>
               </w:rPr>
               <w:t xml:space="preserve">Divide</w:t>
@@ -424,7 +430,7 @@
               <w:rPr>
                 <w:rFonts w:ascii="Avenir Next" w:hAnsi="Avenir Next" w:cs="Avenir Next" w:eastAsia="Avenir Next"/>
                 <w:color w:val="1A1A1A"/>
-                <w:sz w:val="21"/>
+                <w:sz w:val="22"/>
                 <w:szCs w:val="21"/>
               </w:rPr>
               <w:t xml:space="preserve"> price by quantity for the second deal.</w:t>
@@ -443,6 +449,7 @@
           </w:tcPr>
           <w:p>
             <w:pPr>
+              <w:pStyle w:val="Heading1"/>
               <w:spacing w:before="0" w:after="0" w:line="240" w:lineRule="auto"/>
               <w:jc w:val="center"/>
             </w:pPr>
@@ -471,7 +478,7 @@
               <w:rPr>
                 <w:rFonts w:ascii="Avenir Next" w:hAnsi="Avenir Next" w:cs="Avenir Next" w:eastAsia="Avenir Next"/>
                 <w:color w:val="1A1A1A"/>
-                <w:sz w:val="21"/>
+                <w:sz w:val="22"/>
                 <w:szCs w:val="21"/>
               </w:rPr>
               <w:t xml:space="preserve">The </w:t>
@@ -481,7 +488,7 @@
                 <w:rFonts w:ascii="Avenir Next" w:hAnsi="Avenir Next" w:cs="Avenir Next" w:eastAsia="Avenir Next"/>
                 <w:b/>
                 <w:color w:val="1A1A1A"/>
-                <w:sz w:val="21"/>
+                <w:sz w:val="22"/>
                 <w:szCs w:val="21"/>
               </w:rPr>
               <w:t xml:space="preserve">lower</w:t>
@@ -490,7 +497,7 @@
               <w:rPr>
                 <w:rFonts w:ascii="Avenir Next" w:hAnsi="Avenir Next" w:cs="Avenir Next" w:eastAsia="Avenir Next"/>
                 <w:color w:val="1A1A1A"/>
-                <w:sz w:val="21"/>
+                <w:sz w:val="22"/>
                 <w:szCs w:val="21"/>
               </w:rPr>
               <w:t xml:space="preserve"> price for 1 is the better buy.</w:t>
@@ -501,6 +508,7 @@
     </w:tbl>
     <w:p>
       <w:pPr>
+        <w:pStyle w:val="Heading2"/>
         <w:keepNext/>
         <w:pBdr>
           <w:bottom w:val="single" w:sz="8" w:space="3" w:color="003A70"/>
@@ -516,7 +524,7 @@
           <w:b/>
           <w:color w:val="003A70"/>
           <w:spacing w:val="14"/>
-          <w:sz w:val="19"/>
+          <w:sz w:val="22"/>
           <w:szCs w:val="19"/>
         </w:rPr>
         <w:t xml:space="preserve">WATCH ME</w:t>
@@ -535,7 +543,7 @@
           <w:rFonts w:ascii="Avenir Next" w:hAnsi="Avenir Next" w:cs="Avenir Next" w:eastAsia="Avenir Next"/>
           <w:i/>
           <w:color w:val="5A5F66"/>
-          <w:sz w:val="17"/>
+          <w:sz w:val="22"/>
           <w:szCs w:val="17"/>
         </w:rPr>
         <w:t xml:space="preserve">the steps in action</w:t>
@@ -550,7 +558,7 @@
           <w:rFonts w:ascii="Avenir Next" w:hAnsi="Avenir Next" w:cs="Avenir Next" w:eastAsia="Avenir Next"/>
           <w:b/>
           <w:color w:val="1A1A1A"/>
-          <w:sz w:val="21"/>
+          <w:sz w:val="22"/>
           <w:szCs w:val="21"/>
         </w:rPr>
         <w:t xml:space="preserve">Which is the better buy: 4 lb for $9.00 or 6 lb for $12.60?</w:t>
@@ -569,25 +577,25 @@
           <w:rFonts w:ascii="Avenir Next" w:hAnsi="Avenir Next" w:cs="Avenir Next" w:eastAsia="Avenir Next"/>
           <w:b/>
           <w:color w:val="003A70"/>
+          <w:sz w:val="22"/>
+          <w:szCs w:val="19"/>
+        </w:rPr>
+        <w:t xml:space="preserve">Step 1</w:t>
+      </w:r>
+      <w:r>
+        <w:rPr>
+          <w:rFonts w:ascii="Avenir Next" w:hAnsi="Avenir Next" w:cs="Avenir Next" w:eastAsia="Avenir Next"/>
+          <w:color w:val="1A1A1A"/>
           <w:sz w:val="19"/>
           <w:szCs w:val="19"/>
         </w:rPr>
-        <w:t xml:space="preserve">Step 1</w:t>
-      </w:r>
-      <w:r>
-        <w:rPr>
-          <w:rFonts w:ascii="Avenir Next" w:hAnsi="Avenir Next" w:cs="Avenir Next" w:eastAsia="Avenir Next"/>
-          <w:color w:val="1A1A1A"/>
-          <w:sz w:val="19"/>
-          <w:szCs w:val="19"/>
-        </w:rPr>
         <w:tab/>
       </w:r>
       <w:r>
         <w:rPr>
           <w:rFonts w:ascii="Avenir Next" w:hAnsi="Avenir Next" w:cs="Avenir Next" w:eastAsia="Avenir Next"/>
           <w:color w:val="1A1A1A"/>
-          <w:sz w:val="21"/>
+          <w:sz w:val="22"/>
           <w:szCs w:val="21"/>
         </w:rPr>
         <w:t xml:space="preserve">$9.00 ÷ 4 = $2.25 per lb.</w:t>
@@ -606,25 +614,25 @@
           <w:rFonts w:ascii="Avenir Next" w:hAnsi="Avenir Next" w:cs="Avenir Next" w:eastAsia="Avenir Next"/>
           <w:b/>
           <w:color w:val="003A70"/>
+          <w:sz w:val="22"/>
+          <w:szCs w:val="19"/>
+        </w:rPr>
+        <w:t xml:space="preserve">Step 2</w:t>
+      </w:r>
+      <w:r>
+        <w:rPr>
+          <w:rFonts w:ascii="Avenir Next" w:hAnsi="Avenir Next" w:cs="Avenir Next" w:eastAsia="Avenir Next"/>
+          <w:color w:val="1A1A1A"/>
           <w:sz w:val="19"/>
           <w:szCs w:val="19"/>
         </w:rPr>
-        <w:t xml:space="preserve">Step 2</w:t>
-      </w:r>
-      <w:r>
-        <w:rPr>
-          <w:rFonts w:ascii="Avenir Next" w:hAnsi="Avenir Next" w:cs="Avenir Next" w:eastAsia="Avenir Next"/>
-          <w:color w:val="1A1A1A"/>
-          <w:sz w:val="19"/>
-          <w:szCs w:val="19"/>
-        </w:rPr>
         <w:tab/>
       </w:r>
       <w:r>
         <w:rPr>
           <w:rFonts w:ascii="Avenir Next" w:hAnsi="Avenir Next" w:cs="Avenir Next" w:eastAsia="Avenir Next"/>
           <w:color w:val="1A1A1A"/>
-          <w:sz w:val="21"/>
+          <w:sz w:val="22"/>
           <w:szCs w:val="21"/>
         </w:rPr>
         <w:t xml:space="preserve">$12.60 ÷ 6 = $2.10 per lb.</w:t>
@@ -643,25 +651,25 @@
           <w:rFonts w:ascii="Avenir Next" w:hAnsi="Avenir Next" w:cs="Avenir Next" w:eastAsia="Avenir Next"/>
           <w:b/>
           <w:color w:val="003A70"/>
+          <w:sz w:val="22"/>
+          <w:szCs w:val="19"/>
+        </w:rPr>
+        <w:t xml:space="preserve">Step 3</w:t>
+      </w:r>
+      <w:r>
+        <w:rPr>
+          <w:rFonts w:ascii="Avenir Next" w:hAnsi="Avenir Next" w:cs="Avenir Next" w:eastAsia="Avenir Next"/>
+          <w:color w:val="1A1A1A"/>
           <w:sz w:val="19"/>
           <w:szCs w:val="19"/>
         </w:rPr>
-        <w:t xml:space="preserve">Step 3</w:t>
-      </w:r>
-      <w:r>
-        <w:rPr>
-          <w:rFonts w:ascii="Avenir Next" w:hAnsi="Avenir Next" w:cs="Avenir Next" w:eastAsia="Avenir Next"/>
-          <w:color w:val="1A1A1A"/>
-          <w:sz w:val="19"/>
-          <w:szCs w:val="19"/>
-        </w:rPr>
         <w:tab/>
       </w:r>
       <w:r>
         <w:rPr>
           <w:rFonts w:ascii="Avenir Next" w:hAnsi="Avenir Next" w:cs="Avenir Next" w:eastAsia="Avenir Next"/>
           <w:color w:val="1A1A1A"/>
-          <w:sz w:val="21"/>
+          <w:sz w:val="22"/>
           <w:szCs w:val="21"/>
         </w:rPr>
         <w:t xml:space="preserve">$2.10 is lower. 6 lb for $12.60 is the better buy.</w:t>
@@ -680,18 +688,18 @@
           <w:rFonts w:ascii="Avenir Next" w:hAnsi="Avenir Next" w:cs="Avenir Next" w:eastAsia="Avenir Next"/>
           <w:b/>
           <w:color w:val="1A1A1A"/>
+          <w:sz w:val="22"/>
+          <w:szCs w:val="21"/>
+        </w:rPr>
+        <w:t xml:space="preserve">Answer</w:t>
+      </w:r>
+      <w:r>
+        <w:rPr>
+          <w:rFonts w:ascii="Avenir Next" w:hAnsi="Avenir Next" w:cs="Avenir Next" w:eastAsia="Avenir Next"/>
+          <w:color w:val="1A1A1A"/>
           <w:sz w:val="21"/>
           <w:szCs w:val="21"/>
         </w:rPr>
-        <w:t xml:space="preserve">Answer</w:t>
-      </w:r>
-      <w:r>
-        <w:rPr>
-          <w:rFonts w:ascii="Avenir Next" w:hAnsi="Avenir Next" w:cs="Avenir Next" w:eastAsia="Avenir Next"/>
-          <w:color w:val="1A1A1A"/>
-          <w:sz w:val="21"/>
-          <w:szCs w:val="21"/>
-        </w:rPr>
         <w:tab/>
       </w:r>
       <w:r>
@@ -699,7 +707,7 @@
           <w:rFonts w:ascii="Avenir Next" w:hAnsi="Avenir Next" w:cs="Avenir Next" w:eastAsia="Avenir Next"/>
           <w:b/>
           <w:color w:val="1A1A1A"/>
-          <w:sz w:val="21"/>
+          <w:sz w:val="22"/>
           <w:szCs w:val="21"/>
         </w:rPr>
         <w:t xml:space="preserve">6 lb for $12.60</w:t>
@@ -707,6 +715,7 @@
     </w:p>
     <w:p>
       <w:pPr>
+        <w:pStyle w:val="Heading2"/>
         <w:keepNext/>
         <w:pBdr>
           <w:bottom w:val="single" w:sz="8" w:space="3" w:color="003A70"/>
@@ -722,7 +731,7 @@
           <w:b/>
           <w:color w:val="003A70"/>
           <w:spacing w:val="14"/>
-          <w:sz w:val="19"/>
+          <w:sz w:val="22"/>
           <w:szCs w:val="19"/>
         </w:rPr>
         <w:t xml:space="preserve">TRY IT WITH HELP</w:t>
@@ -741,7 +750,7 @@
           <w:rFonts w:ascii="Avenir Next" w:hAnsi="Avenir Next" w:cs="Avenir Next" w:eastAsia="Avenir Next"/>
           <w:i/>
           <w:color w:val="5A5F66"/>
-          <w:sz w:val="17"/>
+          <w:sz w:val="22"/>
           <w:szCs w:val="17"/>
         </w:rPr>
         <w:t xml:space="preserve">fill in each step</w:t>
@@ -799,35 +808,35 @@
           <w:rFonts w:ascii="Avenir Next" w:hAnsi="Avenir Next" w:cs="Avenir Next" w:eastAsia="Avenir Next"/>
           <w:b/>
           <w:color w:val="003A70"/>
+          <w:sz w:val="22"/>
+          <w:szCs w:val="18"/>
+        </w:rPr>
+        <w:t xml:space="preserve">Step 1</w:t>
+      </w:r>
+      <w:r>
+        <w:rPr>
+          <w:rFonts w:ascii="Avenir Next" w:hAnsi="Avenir Next" w:cs="Avenir Next" w:eastAsia="Avenir Next"/>
+          <w:color w:val="1A1A1A"/>
           <w:sz w:val="18"/>
           <w:szCs w:val="18"/>
         </w:rPr>
-        <w:t xml:space="preserve">Step 1</w:t>
-      </w:r>
-      <w:r>
-        <w:rPr>
-          <w:rFonts w:ascii="Avenir Next" w:hAnsi="Avenir Next" w:cs="Avenir Next" w:eastAsia="Avenir Next"/>
-          <w:color w:val="1A1A1A"/>
-          <w:sz w:val="18"/>
-          <w:szCs w:val="18"/>
-        </w:rPr>
         <w:tab/>
       </w:r>
       <w:r>
         <w:rPr>
           <w:rFonts w:ascii="Avenir Next" w:hAnsi="Avenir Next" w:cs="Avenir Next" w:eastAsia="Avenir Next"/>
           <w:color w:val="1A1A1A"/>
+          <w:sz w:val="22"/>
+          <w:szCs w:val="21"/>
+        </w:rPr>
+        <w:t xml:space="preserve">$2.40 ÷ 3 = $</w:t>
+      </w:r>
+      <w:r>
+        <w:rPr>
+          <w:rFonts w:ascii="Avenir Next" w:hAnsi="Avenir Next" w:cs="Avenir Next" w:eastAsia="Avenir Next"/>
+          <w:color w:val="1A1A1A"/>
           <w:sz w:val="21"/>
           <w:szCs w:val="21"/>
-        </w:rPr>
-        <w:t xml:space="preserve">$2.40 ÷ 3 = $</w:t>
-      </w:r>
-      <w:r>
-        <w:rPr>
-          <w:rFonts w:ascii="Avenir Next" w:hAnsi="Avenir Next" w:cs="Avenir Next" w:eastAsia="Avenir Next"/>
-          <w:color w:val="1A1A1A"/>
-          <w:sz w:val="21"/>
-          <w:szCs w:val="21"/>
           <w:u w:val="single"/>
         </w:rPr>
         <w:t xml:space="preserve">                </w:t>
@@ -836,7 +845,7 @@
         <w:rPr>
           <w:rFonts w:ascii="Avenir Next" w:hAnsi="Avenir Next" w:cs="Avenir Next" w:eastAsia="Avenir Next"/>
           <w:color w:val="1A1A1A"/>
-          <w:sz w:val="21"/>
+          <w:sz w:val="22"/>
           <w:szCs w:val="21"/>
         </w:rPr>
         <w:t xml:space="preserve">.</w:t>
@@ -856,35 +865,35 @@
           <w:rFonts w:ascii="Avenir Next" w:hAnsi="Avenir Next" w:cs="Avenir Next" w:eastAsia="Avenir Next"/>
           <w:b/>
           <w:color w:val="003A70"/>
+          <w:sz w:val="22"/>
+          <w:szCs w:val="18"/>
+        </w:rPr>
+        <w:t xml:space="preserve">Step 2</w:t>
+      </w:r>
+      <w:r>
+        <w:rPr>
+          <w:rFonts w:ascii="Avenir Next" w:hAnsi="Avenir Next" w:cs="Avenir Next" w:eastAsia="Avenir Next"/>
+          <w:color w:val="1A1A1A"/>
           <w:sz w:val="18"/>
           <w:szCs w:val="18"/>
         </w:rPr>
-        <w:t xml:space="preserve">Step 2</w:t>
-      </w:r>
-      <w:r>
-        <w:rPr>
-          <w:rFonts w:ascii="Avenir Next" w:hAnsi="Avenir Next" w:cs="Avenir Next" w:eastAsia="Avenir Next"/>
-          <w:color w:val="1A1A1A"/>
-          <w:sz w:val="18"/>
-          <w:szCs w:val="18"/>
-        </w:rPr>
         <w:tab/>
       </w:r>
       <w:r>
         <w:rPr>
           <w:rFonts w:ascii="Avenir Next" w:hAnsi="Avenir Next" w:cs="Avenir Next" w:eastAsia="Avenir Next"/>
           <w:color w:val="1A1A1A"/>
+          <w:sz w:val="22"/>
+          <w:szCs w:val="21"/>
+        </w:rPr>
+        <w:t xml:space="preserve">$3.50 ÷ 5 = $</w:t>
+      </w:r>
+      <w:r>
+        <w:rPr>
+          <w:rFonts w:ascii="Avenir Next" w:hAnsi="Avenir Next" w:cs="Avenir Next" w:eastAsia="Avenir Next"/>
+          <w:color w:val="1A1A1A"/>
           <w:sz w:val="21"/>
           <w:szCs w:val="21"/>
-        </w:rPr>
-        <w:t xml:space="preserve">$3.50 ÷ 5 = $</w:t>
-      </w:r>
-      <w:r>
-        <w:rPr>
-          <w:rFonts w:ascii="Avenir Next" w:hAnsi="Avenir Next" w:cs="Avenir Next" w:eastAsia="Avenir Next"/>
-          <w:color w:val="1A1A1A"/>
-          <w:sz w:val="21"/>
-          <w:szCs w:val="21"/>
           <w:u w:val="single"/>
         </w:rPr>
         <w:t xml:space="preserve">                </w:t>
@@ -893,7 +902,7 @@
         <w:rPr>
           <w:rFonts w:ascii="Avenir Next" w:hAnsi="Avenir Next" w:cs="Avenir Next" w:eastAsia="Avenir Next"/>
           <w:color w:val="1A1A1A"/>
-          <w:sz w:val="21"/>
+          <w:sz w:val="22"/>
           <w:szCs w:val="21"/>
         </w:rPr>
         <w:t xml:space="preserve">.</w:t>
@@ -913,35 +922,35 @@
           <w:rFonts w:ascii="Avenir Next" w:hAnsi="Avenir Next" w:cs="Avenir Next" w:eastAsia="Avenir Next"/>
           <w:b/>
           <w:color w:val="003A70"/>
+          <w:sz w:val="22"/>
+          <w:szCs w:val="18"/>
+        </w:rPr>
+        <w:t xml:space="preserve">Step 3</w:t>
+      </w:r>
+      <w:r>
+        <w:rPr>
+          <w:rFonts w:ascii="Avenir Next" w:hAnsi="Avenir Next" w:cs="Avenir Next" w:eastAsia="Avenir Next"/>
+          <w:color w:val="1A1A1A"/>
           <w:sz w:val="18"/>
           <w:szCs w:val="18"/>
         </w:rPr>
-        <w:t xml:space="preserve">Step 3</w:t>
-      </w:r>
-      <w:r>
-        <w:rPr>
-          <w:rFonts w:ascii="Avenir Next" w:hAnsi="Avenir Next" w:cs="Avenir Next" w:eastAsia="Avenir Next"/>
-          <w:color w:val="1A1A1A"/>
-          <w:sz w:val="18"/>
-          <w:szCs w:val="18"/>
-        </w:rPr>
         <w:tab/>
       </w:r>
       <w:r>
         <w:rPr>
           <w:rFonts w:ascii="Avenir Next" w:hAnsi="Avenir Next" w:cs="Avenir Next" w:eastAsia="Avenir Next"/>
           <w:color w:val="1A1A1A"/>
+          <w:sz w:val="22"/>
+          <w:szCs w:val="21"/>
+        </w:rPr>
+        <w:t xml:space="preserve">The better buy is Deal </w:t>
+      </w:r>
+      <w:r>
+        <w:rPr>
+          <w:rFonts w:ascii="Avenir Next" w:hAnsi="Avenir Next" w:cs="Avenir Next" w:eastAsia="Avenir Next"/>
+          <w:color w:val="1A1A1A"/>
           <w:sz w:val="21"/>
           <w:szCs w:val="21"/>
-        </w:rPr>
-        <w:t xml:space="preserve">The better buy is Deal </w:t>
-      </w:r>
-      <w:r>
-        <w:rPr>
-          <w:rFonts w:ascii="Avenir Next" w:hAnsi="Avenir Next" w:cs="Avenir Next" w:eastAsia="Avenir Next"/>
-          <w:color w:val="1A1A1A"/>
-          <w:sz w:val="21"/>
-          <w:szCs w:val="21"/>
           <w:u w:val="single"/>
         </w:rPr>
         <w:t xml:space="preserve">                </w:t>
@@ -950,7 +959,7 @@
         <w:rPr>
           <w:rFonts w:ascii="Avenir Next" w:hAnsi="Avenir Next" w:cs="Avenir Next" w:eastAsia="Avenir Next"/>
           <w:color w:val="1A1A1A"/>
-          <w:sz w:val="21"/>
+          <w:sz w:val="22"/>
           <w:szCs w:val="21"/>
         </w:rPr>
         <w:t xml:space="preserve">.</w:t>
@@ -1013,35 +1022,35 @@
           <w:rFonts w:ascii="Avenir Next" w:hAnsi="Avenir Next" w:cs="Avenir Next" w:eastAsia="Avenir Next"/>
           <w:b/>
           <w:color w:val="003A70"/>
+          <w:sz w:val="22"/>
+          <w:szCs w:val="18"/>
+        </w:rPr>
+        <w:t xml:space="preserve">Step 1</w:t>
+      </w:r>
+      <w:r>
+        <w:rPr>
+          <w:rFonts w:ascii="Avenir Next" w:hAnsi="Avenir Next" w:cs="Avenir Next" w:eastAsia="Avenir Next"/>
+          <w:color w:val="1A1A1A"/>
           <w:sz w:val="18"/>
           <w:szCs w:val="18"/>
         </w:rPr>
-        <w:t xml:space="preserve">Step 1</w:t>
-      </w:r>
-      <w:r>
-        <w:rPr>
-          <w:rFonts w:ascii="Avenir Next" w:hAnsi="Avenir Next" w:cs="Avenir Next" w:eastAsia="Avenir Next"/>
-          <w:color w:val="1A1A1A"/>
-          <w:sz w:val="18"/>
-          <w:szCs w:val="18"/>
-        </w:rPr>
         <w:tab/>
       </w:r>
       <w:r>
         <w:rPr>
           <w:rFonts w:ascii="Avenir Next" w:hAnsi="Avenir Next" w:cs="Avenir Next" w:eastAsia="Avenir Next"/>
           <w:color w:val="1A1A1A"/>
+          <w:sz w:val="22"/>
+          <w:szCs w:val="21"/>
+        </w:rPr>
+        <w:t xml:space="preserve">$3.00 ÷ 4 = $</w:t>
+      </w:r>
+      <w:r>
+        <w:rPr>
+          <w:rFonts w:ascii="Avenir Next" w:hAnsi="Avenir Next" w:cs="Avenir Next" w:eastAsia="Avenir Next"/>
+          <w:color w:val="1A1A1A"/>
           <w:sz w:val="21"/>
           <w:szCs w:val="21"/>
-        </w:rPr>
-        <w:t xml:space="preserve">$3.00 ÷ 4 = $</w:t>
-      </w:r>
-      <w:r>
-        <w:rPr>
-          <w:rFonts w:ascii="Avenir Next" w:hAnsi="Avenir Next" w:cs="Avenir Next" w:eastAsia="Avenir Next"/>
-          <w:color w:val="1A1A1A"/>
-          <w:sz w:val="21"/>
-          <w:szCs w:val="21"/>
           <w:u w:val="single"/>
         </w:rPr>
         <w:t xml:space="preserve">                </w:t>
@@ -1050,7 +1059,7 @@
         <w:rPr>
           <w:rFonts w:ascii="Avenir Next" w:hAnsi="Avenir Next" w:cs="Avenir Next" w:eastAsia="Avenir Next"/>
           <w:color w:val="1A1A1A"/>
-          <w:sz w:val="21"/>
+          <w:sz w:val="22"/>
           <w:szCs w:val="21"/>
         </w:rPr>
         <w:t xml:space="preserve">.</w:t>
@@ -1070,35 +1079,35 @@
           <w:rFonts w:ascii="Avenir Next" w:hAnsi="Avenir Next" w:cs="Avenir Next" w:eastAsia="Avenir Next"/>
           <w:b/>
           <w:color w:val="003A70"/>
+          <w:sz w:val="22"/>
+          <w:szCs w:val="18"/>
+        </w:rPr>
+        <w:t xml:space="preserve">Step 2</w:t>
+      </w:r>
+      <w:r>
+        <w:rPr>
+          <w:rFonts w:ascii="Avenir Next" w:hAnsi="Avenir Next" w:cs="Avenir Next" w:eastAsia="Avenir Next"/>
+          <w:color w:val="1A1A1A"/>
           <w:sz w:val="18"/>
           <w:szCs w:val="18"/>
         </w:rPr>
-        <w:t xml:space="preserve">Step 2</w:t>
-      </w:r>
-      <w:r>
-        <w:rPr>
-          <w:rFonts w:ascii="Avenir Next" w:hAnsi="Avenir Next" w:cs="Avenir Next" w:eastAsia="Avenir Next"/>
-          <w:color w:val="1A1A1A"/>
-          <w:sz w:val="18"/>
-          <w:szCs w:val="18"/>
-        </w:rPr>
         <w:tab/>
       </w:r>
       <w:r>
         <w:rPr>
           <w:rFonts w:ascii="Avenir Next" w:hAnsi="Avenir Next" w:cs="Avenir Next" w:eastAsia="Avenir Next"/>
           <w:color w:val="1A1A1A"/>
+          <w:sz w:val="22"/>
+          <w:szCs w:val="21"/>
+        </w:rPr>
+        <w:t xml:space="preserve">$8.00 ÷ 10 = $</w:t>
+      </w:r>
+      <w:r>
+        <w:rPr>
+          <w:rFonts w:ascii="Avenir Next" w:hAnsi="Avenir Next" w:cs="Avenir Next" w:eastAsia="Avenir Next"/>
+          <w:color w:val="1A1A1A"/>
           <w:sz w:val="21"/>
           <w:szCs w:val="21"/>
-        </w:rPr>
-        <w:t xml:space="preserve">$8.00 ÷ 10 = $</w:t>
-      </w:r>
-      <w:r>
-        <w:rPr>
-          <w:rFonts w:ascii="Avenir Next" w:hAnsi="Avenir Next" w:cs="Avenir Next" w:eastAsia="Avenir Next"/>
-          <w:color w:val="1A1A1A"/>
-          <w:sz w:val="21"/>
-          <w:szCs w:val="21"/>
           <w:u w:val="single"/>
         </w:rPr>
         <w:t xml:space="preserve">                </w:t>
@@ -1107,7 +1116,7 @@
         <w:rPr>
           <w:rFonts w:ascii="Avenir Next" w:hAnsi="Avenir Next" w:cs="Avenir Next" w:eastAsia="Avenir Next"/>
           <w:color w:val="1A1A1A"/>
-          <w:sz w:val="21"/>
+          <w:sz w:val="22"/>
           <w:szCs w:val="21"/>
         </w:rPr>
         <w:t xml:space="preserve">.</w:t>
@@ -1127,35 +1136,35 @@
           <w:rFonts w:ascii="Avenir Next" w:hAnsi="Avenir Next" w:cs="Avenir Next" w:eastAsia="Avenir Next"/>
           <w:b/>
           <w:color w:val="003A70"/>
+          <w:sz w:val="22"/>
+          <w:szCs w:val="18"/>
+        </w:rPr>
+        <w:t xml:space="preserve">Step 3</w:t>
+      </w:r>
+      <w:r>
+        <w:rPr>
+          <w:rFonts w:ascii="Avenir Next" w:hAnsi="Avenir Next" w:cs="Avenir Next" w:eastAsia="Avenir Next"/>
+          <w:color w:val="1A1A1A"/>
           <w:sz w:val="18"/>
           <w:szCs w:val="18"/>
         </w:rPr>
-        <w:t xml:space="preserve">Step 3</w:t>
-      </w:r>
-      <w:r>
-        <w:rPr>
-          <w:rFonts w:ascii="Avenir Next" w:hAnsi="Avenir Next" w:cs="Avenir Next" w:eastAsia="Avenir Next"/>
-          <w:color w:val="1A1A1A"/>
-          <w:sz w:val="18"/>
-          <w:szCs w:val="18"/>
-        </w:rPr>
         <w:tab/>
       </w:r>
       <w:r>
         <w:rPr>
           <w:rFonts w:ascii="Avenir Next" w:hAnsi="Avenir Next" w:cs="Avenir Next" w:eastAsia="Avenir Next"/>
           <w:color w:val="1A1A1A"/>
+          <w:sz w:val="22"/>
+          <w:szCs w:val="21"/>
+        </w:rPr>
+        <w:t xml:space="preserve">The better buy is Deal </w:t>
+      </w:r>
+      <w:r>
+        <w:rPr>
+          <w:rFonts w:ascii="Avenir Next" w:hAnsi="Avenir Next" w:cs="Avenir Next" w:eastAsia="Avenir Next"/>
+          <w:color w:val="1A1A1A"/>
           <w:sz w:val="21"/>
           <w:szCs w:val="21"/>
-        </w:rPr>
-        <w:t xml:space="preserve">The better buy is Deal </w:t>
-      </w:r>
-      <w:r>
-        <w:rPr>
-          <w:rFonts w:ascii="Avenir Next" w:hAnsi="Avenir Next" w:cs="Avenir Next" w:eastAsia="Avenir Next"/>
-          <w:color w:val="1A1A1A"/>
-          <w:sz w:val="21"/>
-          <w:szCs w:val="21"/>
           <w:u w:val="single"/>
         </w:rPr>
         <w:t xml:space="preserve">                </w:t>
@@ -1164,7 +1173,7 @@
         <w:rPr>
           <w:rFonts w:ascii="Avenir Next" w:hAnsi="Avenir Next" w:cs="Avenir Next" w:eastAsia="Avenir Next"/>
           <w:color w:val="1A1A1A"/>
-          <w:sz w:val="21"/>
+          <w:sz w:val="22"/>
           <w:szCs w:val="21"/>
         </w:rPr>
         <w:t xml:space="preserve">.</w:t>
@@ -1177,6 +1186,7 @@
     </w:p>
     <w:p>
       <w:pPr>
+        <w:pStyle w:val="Heading2"/>
         <w:keepNext/>
         <w:pBdr>
           <w:bottom w:val="single" w:sz="8" w:space="3" w:color="003A70"/>
@@ -1192,7 +1202,7 @@
           <w:b/>
           <w:color w:val="003A70"/>
           <w:spacing w:val="14"/>
-          <w:sz w:val="19"/>
+          <w:sz w:val="22"/>
           <w:szCs w:val="19"/>
         </w:rPr>
         <w:t xml:space="preserve">YOUR TURN</w:t>
@@ -1211,7 +1221,7 @@
           <w:rFonts w:ascii="Avenir Next" w:hAnsi="Avenir Next" w:cs="Avenir Next" w:eastAsia="Avenir Next"/>
           <w:i/>
           <w:color w:val="5A5F66"/>
-          <w:sz w:val="17"/>
+          <w:sz w:val="22"/>
           <w:szCs w:val="17"/>
         </w:rPr>
         <w:t xml:space="preserve">use the steps on your own</w:t>
@@ -1383,7 +1393,7 @@
                       <w:szCs w:val="22"/>
                       <w:u w:val="single"/>
                     </w:rPr>
-                    <w:t xml:space="preserve">      </w:t>
+                    <w:t xml:space="preserve">          </w:t>
                   </w:r>
                 </w:p>
               </w:tc>
@@ -1445,7 +1455,7 @@
                       <w:szCs w:val="22"/>
                       <w:u w:val="single"/>
                     </w:rPr>
-                    <w:t xml:space="preserve">      </w:t>
+                    <w:t xml:space="preserve">          </w:t>
                   </w:r>
                 </w:p>
               </w:tc>
@@ -1507,7 +1517,7 @@
                       <w:szCs w:val="22"/>
                       <w:u w:val="single"/>
                     </w:rPr>
-                    <w:t xml:space="preserve">      </w:t>
+                    <w:t xml:space="preserve">          </w:t>
                   </w:r>
                 </w:p>
               </w:tc>
@@ -1575,7 +1585,7 @@
                       <w:szCs w:val="22"/>
                       <w:u w:val="single"/>
                     </w:rPr>
-                    <w:t xml:space="preserve">      </w:t>
+                    <w:t xml:space="preserve">          </w:t>
                   </w:r>
                 </w:p>
               </w:tc>
@@ -1637,7 +1647,7 @@
                       <w:szCs w:val="22"/>
                       <w:u w:val="single"/>
                     </w:rPr>
-                    <w:t xml:space="preserve">      </w:t>
+                    <w:t xml:space="preserve">          </w:t>
                   </w:r>
                 </w:p>
               </w:tc>
@@ -1699,7 +1709,7 @@
                       <w:szCs w:val="22"/>
                       <w:u w:val="single"/>
                     </w:rPr>
-                    <w:t xml:space="preserve">      </w:t>
+                    <w:t xml:space="preserve">          </w:t>
                   </w:r>
                 </w:p>
               </w:tc>
@@ -1722,7 +1732,7 @@
       <w:pPr>
         <w:pageBreakBefore/>
         <w:keepNext/>
-        <w:spacing w:before="0" w:after="12" w:line="264" w:lineRule="auto"/>
+        <w:spacing w:before="0" w:after="10" w:line="240" w:lineRule="auto"/>
       </w:pPr>
       <w:r>
         <w:rPr>
@@ -1731,7 +1741,7 @@
           <w:caps/>
           <w:color w:val="003A70"/>
           <w:spacing w:val="12"/>
-          <w:sz w:val="19"/>
+          <w:sz w:val="22"/>
           <w:szCs w:val="19"/>
         </w:rPr>
         <w:t xml:space="preserve">Lesson 3-5  ·  Session 2  ·  Prerequisite Practice B  ·  Skill 2 of 2</w:t>
@@ -1739,8 +1749,9 @@
     </w:p>
     <w:p>
       <w:pPr>
+        <w:pStyle w:val="Heading1"/>
         <w:keepNext/>
-        <w:spacing w:before="0" w:after="10" w:line="240" w:lineRule="auto"/>
+        <w:spacing w:before="0" w:after="8" w:line="240" w:lineRule="auto"/>
       </w:pPr>
       <w:r>
         <w:rPr>
@@ -1758,13 +1769,13 @@
         <w:pBdr>
           <w:bottom w:val="single" w:sz="4" w:space="5" w:color="C9CDD2"/>
         </w:pBdr>
-        <w:spacing w:before="0" w:after="60" w:line="264" w:lineRule="auto"/>
+        <w:spacing w:before="0" w:after="51" w:line="240" w:lineRule="auto"/>
       </w:pPr>
       <w:r>
         <w:rPr>
           <w:rFonts w:ascii="Avenir Next" w:hAnsi="Avenir Next" w:cs="Avenir Next" w:eastAsia="Avenir Next"/>
           <w:color w:val="5A5F66"/>
-          <w:sz w:val="17"/>
+          <w:sz w:val="22"/>
           <w:szCs w:val="17"/>
         </w:rPr>
         <w:t xml:space="preserve">Builds on Lesson 3-5 Session 1 · 6.RP.A.3b</w:t>
@@ -1807,7 +1818,8 @@
           </w:tcPr>
           <w:p>
             <w:pPr>
-              <w:spacing w:before="0" w:after="0" w:line="252" w:lineRule="auto"/>
+              <w:pStyle w:val="Heading2"/>
+              <w:spacing w:before="0" w:after="0" w:line="240" w:lineRule="auto"/>
             </w:pPr>
             <w:r>
               <w:rPr>
@@ -1830,13 +1842,13 @@
           </w:tcPr>
           <w:p>
             <w:pPr>
-              <w:spacing w:before="0" w:after="0" w:line="264" w:lineRule="auto"/>
+              <w:spacing w:before="0" w:after="0" w:line="240" w:lineRule="auto"/>
             </w:pPr>
             <w:r>
               <w:rPr>
                 <w:rFonts w:ascii="Avenir Next" w:hAnsi="Avenir Next" w:cs="Avenir Next" w:eastAsia="Avenir Next"/>
                 <w:color w:val="1A1A1A"/>
-                <w:sz w:val="20"/>
+                <w:sz w:val="22"/>
                 <w:szCs w:val="20"/>
               </w:rPr>
               <w:t xml:space="preserve">You will scale both arcade games to 30 tokens, then compare the tickets.</w:t>
@@ -1856,7 +1868,8 @@
           </w:tcPr>
           <w:p>
             <w:pPr>
-              <w:spacing w:before="0" w:after="0" w:line="252" w:lineRule="auto"/>
+              <w:pStyle w:val="Heading2"/>
+              <w:spacing w:before="0" w:after="0" w:line="240" w:lineRule="auto"/>
             </w:pPr>
             <w:r>
               <w:rPr>
@@ -1879,13 +1892,13 @@
           </w:tcPr>
           <w:p>
             <w:pPr>
-              <w:spacing w:before="0" w:after="0" w:line="264" w:lineRule="auto"/>
+              <w:spacing w:before="0" w:after="0" w:line="240" w:lineRule="auto"/>
             </w:pPr>
             <w:r>
               <w:rPr>
                 <w:rFonts w:ascii="Avenir Next" w:hAnsi="Avenir Next" w:cs="Avenir Next" w:eastAsia="Avenir Next"/>
                 <w:color w:val="1A1A1A"/>
-                <w:sz w:val="20"/>
+                <w:sz w:val="22"/>
                 <w:szCs w:val="20"/>
               </w:rPr>
               <w:t xml:space="preserve">Make one term the same, then compare the other term.  </w:t>
@@ -1895,7 +1908,7 @@
                 <w:rFonts w:ascii="Avenir Next" w:hAnsi="Avenir Next" w:cs="Avenir Next" w:eastAsia="Avenir Next"/>
                 <w:b/>
                 <w:color w:val="1A1A1A"/>
-                <w:sz w:val="20"/>
+                <w:sz w:val="22"/>
                 <w:szCs w:val="20"/>
               </w:rPr>
               <w:t xml:space="preserve">You will use it in Practice Form A, problems 2 and 7.</w:t>
@@ -1906,6 +1919,7 @@
     </w:tbl>
     <w:p>
       <w:pPr>
+        <w:pStyle w:val="Heading2"/>
         <w:keepNext/>
         <w:pBdr>
           <w:bottom w:val="single" w:sz="8" w:space="3" w:color="003A70"/>
@@ -1913,7 +1927,7 @@
         <w:tabs>
           <w:tab w:val="right" w:pos="9504"/>
         </w:tabs>
-        <w:spacing w:before="50" w:after="36" w:line="240" w:lineRule="auto"/>
+        <w:spacing w:before="42" w:after="31" w:line="240" w:lineRule="auto"/>
       </w:pPr>
       <w:r>
         <w:rPr>
@@ -1921,7 +1935,7 @@
           <w:b/>
           <w:color w:val="003A70"/>
           <w:spacing w:val="14"/>
-          <w:sz w:val="19"/>
+          <w:sz w:val="22"/>
           <w:szCs w:val="19"/>
         </w:rPr>
         <w:t xml:space="preserve">STEPS TO FOLLOW</w:t>
@@ -1940,7 +1954,7 @@
           <w:rFonts w:ascii="Avenir Next" w:hAnsi="Avenir Next" w:cs="Avenir Next" w:eastAsia="Avenir Next"/>
           <w:i/>
           <w:color w:val="5A5F66"/>
-          <w:sz w:val="17"/>
+          <w:sz w:val="22"/>
           <w:szCs w:val="17"/>
         </w:rPr>
         <w:t xml:space="preserve">use these same steps on every problem</w:t>
@@ -1982,6 +1996,7 @@
           </w:tcPr>
           <w:p>
             <w:pPr>
+              <w:pStyle w:val="Heading1"/>
               <w:spacing w:before="0" w:after="0" w:line="240" w:lineRule="auto"/>
               <w:jc w:val="center"/>
             </w:pPr>
@@ -2004,13 +2019,13 @@
           </w:tcPr>
           <w:p>
             <w:pPr>
-              <w:spacing w:before="0" w:after="0" w:line="264" w:lineRule="auto"/>
+              <w:spacing w:before="0" w:after="0" w:line="240" w:lineRule="auto"/>
             </w:pPr>
             <w:r>
               <w:rPr>
                 <w:rFonts w:ascii="Avenir Next" w:hAnsi="Avenir Next" w:cs="Avenir Next" w:eastAsia="Avenir Next"/>
                 <w:color w:val="1A1A1A"/>
-                <w:sz w:val="21"/>
+                <w:sz w:val="22"/>
                 <w:szCs w:val="21"/>
               </w:rPr>
               <w:t xml:space="preserve">Pick a </w:t>
@@ -2020,7 +2035,7 @@
                 <w:rFonts w:ascii="Avenir Next" w:hAnsi="Avenir Next" w:cs="Avenir Next" w:eastAsia="Avenir Next"/>
                 <w:b/>
                 <w:color w:val="1A1A1A"/>
-                <w:sz w:val="21"/>
+                <w:sz w:val="22"/>
                 <w:szCs w:val="21"/>
               </w:rPr>
               <w:t xml:space="preserve">common number</w:t>
@@ -2029,7 +2044,7 @@
               <w:rPr>
                 <w:rFonts w:ascii="Avenir Next" w:hAnsi="Avenir Next" w:cs="Avenir Next" w:eastAsia="Avenir Next"/>
                 <w:color w:val="1A1A1A"/>
-                <w:sz w:val="21"/>
+                <w:sz w:val="22"/>
                 <w:szCs w:val="21"/>
               </w:rPr>
               <w:t xml:space="preserve"> for the matching terms.</w:t>
@@ -2048,6 +2063,7 @@
           </w:tcPr>
           <w:p>
             <w:pPr>
+              <w:pStyle w:val="Heading1"/>
               <w:spacing w:before="0" w:after="0" w:line="240" w:lineRule="auto"/>
               <w:jc w:val="center"/>
             </w:pPr>
@@ -2070,14 +2086,14 @@
           </w:tcPr>
           <w:p>
             <w:pPr>
-              <w:spacing w:before="0" w:after="0" w:line="264" w:lineRule="auto"/>
+              <w:spacing w:before="0" w:after="0" w:line="240" w:lineRule="auto"/>
             </w:pPr>
             <w:r>
               <w:rPr>
                 <w:rFonts w:ascii="Avenir Next" w:hAnsi="Avenir Next" w:cs="Avenir Next" w:eastAsia="Avenir Next"/>
                 <w:b/>
                 <w:color w:val="1A1A1A"/>
-                <w:sz w:val="21"/>
+                <w:sz w:val="22"/>
                 <w:szCs w:val="21"/>
               </w:rPr>
               <w:t xml:space="preserve">Scale</w:t>
@@ -2086,7 +2102,7 @@
               <w:rPr>
                 <w:rFonts w:ascii="Avenir Next" w:hAnsi="Avenir Next" w:cs="Avenir Next" w:eastAsia="Avenir Next"/>
                 <w:color w:val="1A1A1A"/>
-                <w:sz w:val="21"/>
+                <w:sz w:val="22"/>
                 <w:szCs w:val="21"/>
               </w:rPr>
               <w:t xml:space="preserve"> each ratio to that number.</w:t>
@@ -2105,6 +2121,7 @@
           </w:tcPr>
           <w:p>
             <w:pPr>
+              <w:pStyle w:val="Heading1"/>
               <w:spacing w:before="0" w:after="0" w:line="240" w:lineRule="auto"/>
               <w:jc w:val="center"/>
             </w:pPr>
@@ -2127,14 +2144,14 @@
           </w:tcPr>
           <w:p>
             <w:pPr>
-              <w:spacing w:before="0" w:after="0" w:line="264" w:lineRule="auto"/>
+              <w:spacing w:before="0" w:after="0" w:line="240" w:lineRule="auto"/>
             </w:pPr>
             <w:r>
               <w:rPr>
                 <w:rFonts w:ascii="Avenir Next" w:hAnsi="Avenir Next" w:cs="Avenir Next" w:eastAsia="Avenir Next"/>
                 <w:b/>
                 <w:color w:val="1A1A1A"/>
-                <w:sz w:val="21"/>
+                <w:sz w:val="22"/>
                 <w:szCs w:val="21"/>
               </w:rPr>
               <w:t xml:space="preserve">Compare</w:t>
@@ -2143,7 +2160,7 @@
               <w:rPr>
                 <w:rFonts w:ascii="Avenir Next" w:hAnsi="Avenir Next" w:cs="Avenir Next" w:eastAsia="Avenir Next"/>
                 <w:color w:val="1A1A1A"/>
-                <w:sz w:val="21"/>
+                <w:sz w:val="22"/>
                 <w:szCs w:val="21"/>
               </w:rPr>
               <w:t xml:space="preserve"> the other terms.</w:t>
@@ -2154,6 +2171,7 @@
     </w:tbl>
     <w:p>
       <w:pPr>
+        <w:pStyle w:val="Heading2"/>
         <w:keepNext/>
         <w:pBdr>
           <w:bottom w:val="single" w:sz="8" w:space="3" w:color="003A70"/>
@@ -2161,7 +2179,7 @@
         <w:tabs>
           <w:tab w:val="right" w:pos="9504"/>
         </w:tabs>
-        <w:spacing w:before="50" w:after="36" w:line="240" w:lineRule="auto"/>
+        <w:spacing w:before="42" w:after="31" w:line="240" w:lineRule="auto"/>
       </w:pPr>
       <w:r>
         <w:rPr>
@@ -2169,7 +2187,7 @@
           <w:b/>
           <w:color w:val="003A70"/>
           <w:spacing w:val="14"/>
-          <w:sz w:val="19"/>
+          <w:sz w:val="22"/>
           <w:szCs w:val="19"/>
         </w:rPr>
         <w:t xml:space="preserve">WATCH ME</w:t>
@@ -2188,7 +2206,7 @@
           <w:rFonts w:ascii="Avenir Next" w:hAnsi="Avenir Next" w:cs="Avenir Next" w:eastAsia="Avenir Next"/>
           <w:i/>
           <w:color w:val="5A5F66"/>
-          <w:sz w:val="17"/>
+          <w:sz w:val="22"/>
           <w:szCs w:val="17"/>
         </w:rPr>
         <w:t xml:space="preserve">the steps in action</w:t>
@@ -2196,14 +2214,14 @@
     </w:p>
     <w:p>
       <w:pPr>
-        <w:spacing w:before="0" w:after="40" w:line="264" w:lineRule="auto"/>
+        <w:spacing w:before="0" w:after="34" w:line="240" w:lineRule="auto"/>
       </w:pPr>
       <w:r>
         <w:rPr>
           <w:rFonts w:ascii="Avenir Next" w:hAnsi="Avenir Next" w:cs="Avenir Next" w:eastAsia="Avenir Next"/>
           <w:b/>
           <w:color w:val="1A1A1A"/>
-          <w:sz w:val="21"/>
+          <w:sz w:val="22"/>
           <w:szCs w:val="21"/>
         </w:rPr>
         <w:t xml:space="preserve">Mix A has 2 scoops of cocoa to 5 cups of milk. Mix B has 3 scoops to 7 cups. Which is more chocolatey?</w:t>
@@ -2214,7 +2232,7 @@
         <w:tabs>
           <w:tab w:val="left" w:pos="950"/>
         </w:tabs>
-        <w:spacing w:before="0" w:after="24" w:line="256" w:lineRule="auto"/>
+        <w:spacing w:before="0" w:after="20" w:line="240" w:lineRule="auto"/>
         <w:ind w:left="950" w:hanging="950"/>
       </w:pPr>
       <w:r>
@@ -2222,25 +2240,25 @@
           <w:rFonts w:ascii="Avenir Next" w:hAnsi="Avenir Next" w:cs="Avenir Next" w:eastAsia="Avenir Next"/>
           <w:b/>
           <w:color w:val="003A70"/>
+          <w:sz w:val="22"/>
+          <w:szCs w:val="19"/>
+        </w:rPr>
+        <w:t xml:space="preserve">Step 1</w:t>
+      </w:r>
+      <w:r>
+        <w:rPr>
+          <w:rFonts w:ascii="Avenir Next" w:hAnsi="Avenir Next" w:cs="Avenir Next" w:eastAsia="Avenir Next"/>
+          <w:color w:val="1A1A1A"/>
           <w:sz w:val="19"/>
           <w:szCs w:val="19"/>
         </w:rPr>
-        <w:t xml:space="preserve">Step 1</w:t>
-      </w:r>
-      <w:r>
-        <w:rPr>
-          <w:rFonts w:ascii="Avenir Next" w:hAnsi="Avenir Next" w:cs="Avenir Next" w:eastAsia="Avenir Next"/>
-          <w:color w:val="1A1A1A"/>
-          <w:sz w:val="19"/>
-          <w:szCs w:val="19"/>
-        </w:rPr>
         <w:tab/>
       </w:r>
       <w:r>
         <w:rPr>
           <w:rFonts w:ascii="Avenir Next" w:hAnsi="Avenir Next" w:cs="Avenir Next" w:eastAsia="Avenir Next"/>
           <w:color w:val="1A1A1A"/>
-          <w:sz w:val="21"/>
+          <w:sz w:val="22"/>
           <w:szCs w:val="21"/>
         </w:rPr>
         <w:t xml:space="preserve">Cocoa is 2 and 3. Use 6.</w:t>
@@ -2251,7 +2269,7 @@
         <w:tabs>
           <w:tab w:val="left" w:pos="950"/>
         </w:tabs>
-        <w:spacing w:before="0" w:after="24" w:line="256" w:lineRule="auto"/>
+        <w:spacing w:before="0" w:after="20" w:line="240" w:lineRule="auto"/>
         <w:ind w:left="950" w:hanging="950"/>
       </w:pPr>
       <w:r>
@@ -2259,25 +2277,25 @@
           <w:rFonts w:ascii="Avenir Next" w:hAnsi="Avenir Next" w:cs="Avenir Next" w:eastAsia="Avenir Next"/>
           <w:b/>
           <w:color w:val="003A70"/>
+          <w:sz w:val="22"/>
+          <w:szCs w:val="19"/>
+        </w:rPr>
+        <w:t xml:space="preserve">Step 2</w:t>
+      </w:r>
+      <w:r>
+        <w:rPr>
+          <w:rFonts w:ascii="Avenir Next" w:hAnsi="Avenir Next" w:cs="Avenir Next" w:eastAsia="Avenir Next"/>
+          <w:color w:val="1A1A1A"/>
           <w:sz w:val="19"/>
           <w:szCs w:val="19"/>
         </w:rPr>
-        <w:t xml:space="preserve">Step 2</w:t>
-      </w:r>
-      <w:r>
-        <w:rPr>
-          <w:rFonts w:ascii="Avenir Next" w:hAnsi="Avenir Next" w:cs="Avenir Next" w:eastAsia="Avenir Next"/>
-          <w:color w:val="1A1A1A"/>
-          <w:sz w:val="19"/>
-          <w:szCs w:val="19"/>
-        </w:rPr>
         <w:tab/>
       </w:r>
       <w:r>
         <w:rPr>
           <w:rFonts w:ascii="Avenir Next" w:hAnsi="Avenir Next" w:cs="Avenir Next" w:eastAsia="Avenir Next"/>
           <w:color w:val="1A1A1A"/>
-          <w:sz w:val="21"/>
+          <w:sz w:val="22"/>
           <w:szCs w:val="21"/>
         </w:rPr>
         <w:t xml:space="preserve">A: 6 : 15. B: 6 : 14.</w:t>
@@ -2288,7 +2306,7 @@
         <w:tabs>
           <w:tab w:val="left" w:pos="950"/>
         </w:tabs>
-        <w:spacing w:before="0" w:after="24" w:line="256" w:lineRule="auto"/>
+        <w:spacing w:before="0" w:after="20" w:line="240" w:lineRule="auto"/>
         <w:ind w:left="950" w:hanging="950"/>
       </w:pPr>
       <w:r>
@@ -2296,25 +2314,25 @@
           <w:rFonts w:ascii="Avenir Next" w:hAnsi="Avenir Next" w:cs="Avenir Next" w:eastAsia="Avenir Next"/>
           <w:b/>
           <w:color w:val="003A70"/>
+          <w:sz w:val="22"/>
+          <w:szCs w:val="19"/>
+        </w:rPr>
+        <w:t xml:space="preserve">Step 3</w:t>
+      </w:r>
+      <w:r>
+        <w:rPr>
+          <w:rFonts w:ascii="Avenir Next" w:hAnsi="Avenir Next" w:cs="Avenir Next" w:eastAsia="Avenir Next"/>
+          <w:color w:val="1A1A1A"/>
           <w:sz w:val="19"/>
           <w:szCs w:val="19"/>
         </w:rPr>
-        <w:t xml:space="preserve">Step 3</w:t>
-      </w:r>
-      <w:r>
-        <w:rPr>
-          <w:rFonts w:ascii="Avenir Next" w:hAnsi="Avenir Next" w:cs="Avenir Next" w:eastAsia="Avenir Next"/>
-          <w:color w:val="1A1A1A"/>
-          <w:sz w:val="19"/>
-          <w:szCs w:val="19"/>
-        </w:rPr>
         <w:tab/>
       </w:r>
       <w:r>
         <w:rPr>
           <w:rFonts w:ascii="Avenir Next" w:hAnsi="Avenir Next" w:cs="Avenir Next" w:eastAsia="Avenir Next"/>
           <w:color w:val="1A1A1A"/>
-          <w:sz w:val="21"/>
+          <w:sz w:val="22"/>
           <w:szCs w:val="21"/>
         </w:rPr>
         <w:t xml:space="preserve">Same cocoa, but B has less milk. B is more chocolatey.</w:t>
@@ -2325,7 +2343,7 @@
         <w:tabs>
           <w:tab w:val="left" w:pos="950"/>
         </w:tabs>
-        <w:spacing w:before="20" w:after="0" w:line="256" w:lineRule="auto"/>
+        <w:spacing w:before="17" w:after="0" w:line="240" w:lineRule="auto"/>
         <w:ind w:left="950" w:hanging="950"/>
       </w:pPr>
       <w:r>
@@ -2333,18 +2351,18 @@
           <w:rFonts w:ascii="Avenir Next" w:hAnsi="Avenir Next" w:cs="Avenir Next" w:eastAsia="Avenir Next"/>
           <w:b/>
           <w:color w:val="1A1A1A"/>
+          <w:sz w:val="22"/>
+          <w:szCs w:val="21"/>
+        </w:rPr>
+        <w:t xml:space="preserve">Answer</w:t>
+      </w:r>
+      <w:r>
+        <w:rPr>
+          <w:rFonts w:ascii="Avenir Next" w:hAnsi="Avenir Next" w:cs="Avenir Next" w:eastAsia="Avenir Next"/>
+          <w:color w:val="1A1A1A"/>
           <w:sz w:val="21"/>
           <w:szCs w:val="21"/>
         </w:rPr>
-        <w:t xml:space="preserve">Answer</w:t>
-      </w:r>
-      <w:r>
-        <w:rPr>
-          <w:rFonts w:ascii="Avenir Next" w:hAnsi="Avenir Next" w:cs="Avenir Next" w:eastAsia="Avenir Next"/>
-          <w:color w:val="1A1A1A"/>
-          <w:sz w:val="21"/>
-          <w:szCs w:val="21"/>
-        </w:rPr>
         <w:tab/>
       </w:r>
       <w:r>
@@ -2352,7 +2370,7 @@
           <w:rFonts w:ascii="Avenir Next" w:hAnsi="Avenir Next" w:cs="Avenir Next" w:eastAsia="Avenir Next"/>
           <w:b/>
           <w:color w:val="1A1A1A"/>
-          <w:sz w:val="21"/>
+          <w:sz w:val="22"/>
           <w:szCs w:val="21"/>
         </w:rPr>
         <w:t xml:space="preserve">Mix B</w:t>
@@ -2360,6 +2378,7 @@
     </w:p>
     <w:p>
       <w:pPr>
+        <w:pStyle w:val="Heading2"/>
         <w:keepNext/>
         <w:pBdr>
           <w:bottom w:val="single" w:sz="8" w:space="3" w:color="003A70"/>
@@ -2367,7 +2386,7 @@
         <w:tabs>
           <w:tab w:val="right" w:pos="9504"/>
         </w:tabs>
-        <w:spacing w:before="50" w:after="36" w:line="240" w:lineRule="auto"/>
+        <w:spacing w:before="42" w:after="31" w:line="240" w:lineRule="auto"/>
       </w:pPr>
       <w:r>
         <w:rPr>
@@ -2375,7 +2394,7 @@
           <w:b/>
           <w:color w:val="003A70"/>
           <w:spacing w:val="14"/>
-          <w:sz w:val="19"/>
+          <w:sz w:val="22"/>
           <w:szCs w:val="19"/>
         </w:rPr>
         <w:t xml:space="preserve">TRY IT WITH HELP</w:t>
@@ -2394,7 +2413,7 @@
           <w:rFonts w:ascii="Avenir Next" w:hAnsi="Avenir Next" w:cs="Avenir Next" w:eastAsia="Avenir Next"/>
           <w:i/>
           <w:color w:val="5A5F66"/>
-          <w:sz w:val="17"/>
+          <w:sz w:val="22"/>
           <w:szCs w:val="17"/>
         </w:rPr>
         <w:t xml:space="preserve">fill in each step</w:t>
@@ -2406,7 +2425,7 @@
         <w:tabs>
           <w:tab w:val="left" w:pos="432"/>
         </w:tabs>
-        <w:spacing w:before="90" w:after="40" w:line="268" w:lineRule="auto"/>
+        <w:spacing w:before="76" w:after="34" w:line="240" w:lineRule="auto"/>
         <w:ind w:left="432" w:hanging="432"/>
       </w:pPr>
       <w:r>
@@ -2444,7 +2463,7 @@
         <w:tabs>
           <w:tab w:val="left" w:pos="1300"/>
         </w:tabs>
-        <w:spacing w:before="0" w:after="24" w:line="272" w:lineRule="auto"/>
+        <w:spacing w:before="0" w:after="20" w:line="240" w:lineRule="auto"/>
         <w:ind w:left="1300" w:hanging="868"/>
       </w:pPr>
       <w:r>
@@ -2452,35 +2471,35 @@
           <w:rFonts w:ascii="Avenir Next" w:hAnsi="Avenir Next" w:cs="Avenir Next" w:eastAsia="Avenir Next"/>
           <w:b/>
           <w:color w:val="003A70"/>
+          <w:sz w:val="22"/>
+          <w:szCs w:val="18"/>
+        </w:rPr>
+        <w:t xml:space="preserve">Step 1</w:t>
+      </w:r>
+      <w:r>
+        <w:rPr>
+          <w:rFonts w:ascii="Avenir Next" w:hAnsi="Avenir Next" w:cs="Avenir Next" w:eastAsia="Avenir Next"/>
+          <w:color w:val="1A1A1A"/>
           <w:sz w:val="18"/>
           <w:szCs w:val="18"/>
         </w:rPr>
-        <w:t xml:space="preserve">Step 1</w:t>
-      </w:r>
-      <w:r>
-        <w:rPr>
-          <w:rFonts w:ascii="Avenir Next" w:hAnsi="Avenir Next" w:cs="Avenir Next" w:eastAsia="Avenir Next"/>
-          <w:color w:val="1A1A1A"/>
-          <w:sz w:val="18"/>
-          <w:szCs w:val="18"/>
-        </w:rPr>
         <w:tab/>
       </w:r>
       <w:r>
         <w:rPr>
           <w:rFonts w:ascii="Avenir Next" w:hAnsi="Avenir Next" w:cs="Avenir Next" w:eastAsia="Avenir Next"/>
           <w:color w:val="1A1A1A"/>
+          <w:sz w:val="22"/>
+          <w:szCs w:val="21"/>
+        </w:rPr>
+        <w:t xml:space="preserve">Common number of tokens: </w:t>
+      </w:r>
+      <w:r>
+        <w:rPr>
+          <w:rFonts w:ascii="Avenir Next" w:hAnsi="Avenir Next" w:cs="Avenir Next" w:eastAsia="Avenir Next"/>
+          <w:color w:val="1A1A1A"/>
           <w:sz w:val="21"/>
           <w:szCs w:val="21"/>
-        </w:rPr>
-        <w:t xml:space="preserve">Common number of tokens: </w:t>
-      </w:r>
-      <w:r>
-        <w:rPr>
-          <w:rFonts w:ascii="Avenir Next" w:hAnsi="Avenir Next" w:cs="Avenir Next" w:eastAsia="Avenir Next"/>
-          <w:color w:val="1A1A1A"/>
-          <w:sz w:val="21"/>
-          <w:szCs w:val="21"/>
           <w:u w:val="single"/>
         </w:rPr>
         <w:t xml:space="preserve">                </w:t>
@@ -2489,7 +2508,7 @@
         <w:rPr>
           <w:rFonts w:ascii="Avenir Next" w:hAnsi="Avenir Next" w:cs="Avenir Next" w:eastAsia="Avenir Next"/>
           <w:color w:val="1A1A1A"/>
-          <w:sz w:val="21"/>
+          <w:sz w:val="22"/>
           <w:szCs w:val="21"/>
         </w:rPr>
         <w:t xml:space="preserve">.</w:t>
@@ -2501,7 +2520,7 @@
         <w:tabs>
           <w:tab w:val="left" w:pos="1300"/>
         </w:tabs>
-        <w:spacing w:before="0" w:after="24" w:line="272" w:lineRule="auto"/>
+        <w:spacing w:before="0" w:after="20" w:line="240" w:lineRule="auto"/>
         <w:ind w:left="1300" w:hanging="868"/>
       </w:pPr>
       <w:r>
@@ -2509,28 +2528,47 @@
           <w:rFonts w:ascii="Avenir Next" w:hAnsi="Avenir Next" w:cs="Avenir Next" w:eastAsia="Avenir Next"/>
           <w:b/>
           <w:color w:val="003A70"/>
+          <w:sz w:val="22"/>
+          <w:szCs w:val="18"/>
+        </w:rPr>
+        <w:t xml:space="preserve">Step 2</w:t>
+      </w:r>
+      <w:r>
+        <w:rPr>
+          <w:rFonts w:ascii="Avenir Next" w:hAnsi="Avenir Next" w:cs="Avenir Next" w:eastAsia="Avenir Next"/>
+          <w:color w:val="1A1A1A"/>
           <w:sz w:val="18"/>
           <w:szCs w:val="18"/>
         </w:rPr>
-        <w:t xml:space="preserve">Step 2</w:t>
-      </w:r>
-      <w:r>
-        <w:rPr>
-          <w:rFonts w:ascii="Avenir Next" w:hAnsi="Avenir Next" w:cs="Avenir Next" w:eastAsia="Avenir Next"/>
-          <w:color w:val="1A1A1A"/>
-          <w:sz w:val="18"/>
-          <w:szCs w:val="18"/>
-        </w:rPr>
         <w:tab/>
       </w:r>
       <w:r>
         <w:rPr>
           <w:rFonts w:ascii="Avenir Next" w:hAnsi="Avenir Next" w:cs="Avenir Next" w:eastAsia="Avenir Next"/>
           <w:color w:val="1A1A1A"/>
+          <w:sz w:val="22"/>
+          <w:szCs w:val="21"/>
+        </w:rPr>
+        <w:t xml:space="preserve">A: 6 : </w:t>
+      </w:r>
+      <w:r>
+        <w:rPr>
+          <w:rFonts w:ascii="Avenir Next" w:hAnsi="Avenir Next" w:cs="Avenir Next" w:eastAsia="Avenir Next"/>
+          <w:color w:val="1A1A1A"/>
           <w:sz w:val="21"/>
           <w:szCs w:val="21"/>
-        </w:rPr>
-        <w:t xml:space="preserve">A: 6 : </w:t>
+          <w:u w:val="single"/>
+        </w:rPr>
+        <w:t xml:space="preserve">                </w:t>
+      </w:r>
+      <w:r>
+        <w:rPr>
+          <w:rFonts w:ascii="Avenir Next" w:hAnsi="Avenir Next" w:cs="Avenir Next" w:eastAsia="Avenir Next"/>
+          <w:color w:val="1A1A1A"/>
+          <w:sz w:val="22"/>
+          <w:szCs w:val="21"/>
+        </w:rPr>
+        <w:t xml:space="preserve">. B: 6 : </w:t>
       </w:r>
       <w:r>
         <w:rPr>
@@ -2546,26 +2584,7 @@
         <w:rPr>
           <w:rFonts w:ascii="Avenir Next" w:hAnsi="Avenir Next" w:cs="Avenir Next" w:eastAsia="Avenir Next"/>
           <w:color w:val="1A1A1A"/>
-          <w:sz w:val="21"/>
-          <w:szCs w:val="21"/>
-        </w:rPr>
-        <w:t xml:space="preserve">. B: 6 : </w:t>
-      </w:r>
-      <w:r>
-        <w:rPr>
-          <w:rFonts w:ascii="Avenir Next" w:hAnsi="Avenir Next" w:cs="Avenir Next" w:eastAsia="Avenir Next"/>
-          <w:color w:val="1A1A1A"/>
-          <w:sz w:val="21"/>
-          <w:szCs w:val="21"/>
-          <w:u w:val="single"/>
-        </w:rPr>
-        <w:t xml:space="preserve">                </w:t>
-      </w:r>
-      <w:r>
-        <w:rPr>
-          <w:rFonts w:ascii="Avenir Next" w:hAnsi="Avenir Next" w:cs="Avenir Next" w:eastAsia="Avenir Next"/>
-          <w:color w:val="1A1A1A"/>
-          <w:sz w:val="21"/>
+          <w:sz w:val="22"/>
           <w:szCs w:val="21"/>
         </w:rPr>
         <w:t xml:space="preserve">.</w:t>
@@ -2577,7 +2596,7 @@
         <w:tabs>
           <w:tab w:val="left" w:pos="1300"/>
         </w:tabs>
-        <w:spacing w:before="0" w:after="24" w:line="272" w:lineRule="auto"/>
+        <w:spacing w:before="0" w:after="20" w:line="240" w:lineRule="auto"/>
         <w:ind w:left="1300" w:hanging="868"/>
       </w:pPr>
       <w:r>
@@ -2585,35 +2604,35 @@
           <w:rFonts w:ascii="Avenir Next" w:hAnsi="Avenir Next" w:cs="Avenir Next" w:eastAsia="Avenir Next"/>
           <w:b/>
           <w:color w:val="003A70"/>
+          <w:sz w:val="22"/>
+          <w:szCs w:val="18"/>
+        </w:rPr>
+        <w:t xml:space="preserve">Step 3</w:t>
+      </w:r>
+      <w:r>
+        <w:rPr>
+          <w:rFonts w:ascii="Avenir Next" w:hAnsi="Avenir Next" w:cs="Avenir Next" w:eastAsia="Avenir Next"/>
+          <w:color w:val="1A1A1A"/>
           <w:sz w:val="18"/>
           <w:szCs w:val="18"/>
         </w:rPr>
-        <w:t xml:space="preserve">Step 3</w:t>
-      </w:r>
-      <w:r>
-        <w:rPr>
-          <w:rFonts w:ascii="Avenir Next" w:hAnsi="Avenir Next" w:cs="Avenir Next" w:eastAsia="Avenir Next"/>
-          <w:color w:val="1A1A1A"/>
-          <w:sz w:val="18"/>
-          <w:szCs w:val="18"/>
-        </w:rPr>
         <w:tab/>
       </w:r>
       <w:r>
         <w:rPr>
           <w:rFonts w:ascii="Avenir Next" w:hAnsi="Avenir Next" w:cs="Avenir Next" w:eastAsia="Avenir Next"/>
           <w:color w:val="1A1A1A"/>
+          <w:sz w:val="22"/>
+          <w:szCs w:val="21"/>
+        </w:rPr>
+        <w:t xml:space="preserve">Game </w:t>
+      </w:r>
+      <w:r>
+        <w:rPr>
+          <w:rFonts w:ascii="Avenir Next" w:hAnsi="Avenir Next" w:cs="Avenir Next" w:eastAsia="Avenir Next"/>
+          <w:color w:val="1A1A1A"/>
           <w:sz w:val="21"/>
           <w:szCs w:val="21"/>
-        </w:rPr>
-        <w:t xml:space="preserve">Game </w:t>
-      </w:r>
-      <w:r>
-        <w:rPr>
-          <w:rFonts w:ascii="Avenir Next" w:hAnsi="Avenir Next" w:cs="Avenir Next" w:eastAsia="Avenir Next"/>
-          <w:color w:val="1A1A1A"/>
-          <w:sz w:val="21"/>
-          <w:szCs w:val="21"/>
           <w:u w:val="single"/>
         </w:rPr>
         <w:t xml:space="preserve">                </w:t>
@@ -2622,7 +2641,7 @@
         <w:rPr>
           <w:rFonts w:ascii="Avenir Next" w:hAnsi="Avenir Next" w:cs="Avenir Next" w:eastAsia="Avenir Next"/>
           <w:color w:val="1A1A1A"/>
-          <w:sz w:val="21"/>
+          <w:sz w:val="22"/>
           <w:szCs w:val="21"/>
         </w:rPr>
         <w:t xml:space="preserve"> gives more tickets.</w:t>
@@ -2639,7 +2658,7 @@
         <w:tabs>
           <w:tab w:val="left" w:pos="432"/>
         </w:tabs>
-        <w:spacing w:before="90" w:after="40" w:line="268" w:lineRule="auto"/>
+        <w:spacing w:before="76" w:after="34" w:line="240" w:lineRule="auto"/>
         <w:ind w:left="432" w:hanging="432"/>
       </w:pPr>
       <w:r>
@@ -2677,7 +2696,7 @@
         <w:tabs>
           <w:tab w:val="left" w:pos="1300"/>
         </w:tabs>
-        <w:spacing w:before="0" w:after="24" w:line="272" w:lineRule="auto"/>
+        <w:spacing w:before="0" w:after="20" w:line="240" w:lineRule="auto"/>
         <w:ind w:left="1300" w:hanging="868"/>
       </w:pPr>
       <w:r>
@@ -2685,35 +2704,35 @@
           <w:rFonts w:ascii="Avenir Next" w:hAnsi="Avenir Next" w:cs="Avenir Next" w:eastAsia="Avenir Next"/>
           <w:b/>
           <w:color w:val="003A70"/>
+          <w:sz w:val="22"/>
+          <w:szCs w:val="18"/>
+        </w:rPr>
+        <w:t xml:space="preserve">Step 1</w:t>
+      </w:r>
+      <w:r>
+        <w:rPr>
+          <w:rFonts w:ascii="Avenir Next" w:hAnsi="Avenir Next" w:cs="Avenir Next" w:eastAsia="Avenir Next"/>
+          <w:color w:val="1A1A1A"/>
           <w:sz w:val="18"/>
           <w:szCs w:val="18"/>
         </w:rPr>
-        <w:t xml:space="preserve">Step 1</w:t>
-      </w:r>
-      <w:r>
-        <w:rPr>
-          <w:rFonts w:ascii="Avenir Next" w:hAnsi="Avenir Next" w:cs="Avenir Next" w:eastAsia="Avenir Next"/>
-          <w:color w:val="1A1A1A"/>
-          <w:sz w:val="18"/>
-          <w:szCs w:val="18"/>
-        </w:rPr>
         <w:tab/>
       </w:r>
       <w:r>
         <w:rPr>
           <w:rFonts w:ascii="Avenir Next" w:hAnsi="Avenir Next" w:cs="Avenir Next" w:eastAsia="Avenir Next"/>
           <w:color w:val="1A1A1A"/>
+          <w:sz w:val="22"/>
+          <w:szCs w:val="21"/>
+        </w:rPr>
+        <w:t xml:space="preserve">Common number of games: </w:t>
+      </w:r>
+      <w:r>
+        <w:rPr>
+          <w:rFonts w:ascii="Avenir Next" w:hAnsi="Avenir Next" w:cs="Avenir Next" w:eastAsia="Avenir Next"/>
+          <w:color w:val="1A1A1A"/>
           <w:sz w:val="21"/>
           <w:szCs w:val="21"/>
-        </w:rPr>
-        <w:t xml:space="preserve">Common number of games: </w:t>
-      </w:r>
-      <w:r>
-        <w:rPr>
-          <w:rFonts w:ascii="Avenir Next" w:hAnsi="Avenir Next" w:cs="Avenir Next" w:eastAsia="Avenir Next"/>
-          <w:color w:val="1A1A1A"/>
-          <w:sz w:val="21"/>
-          <w:szCs w:val="21"/>
           <w:u w:val="single"/>
         </w:rPr>
         <w:t xml:space="preserve">                </w:t>
@@ -2722,7 +2741,7 @@
         <w:rPr>
           <w:rFonts w:ascii="Avenir Next" w:hAnsi="Avenir Next" w:cs="Avenir Next" w:eastAsia="Avenir Next"/>
           <w:color w:val="1A1A1A"/>
-          <w:sz w:val="21"/>
+          <w:sz w:val="22"/>
           <w:szCs w:val="21"/>
         </w:rPr>
         <w:t xml:space="preserve">.</w:t>
@@ -2734,7 +2753,7 @@
         <w:tabs>
           <w:tab w:val="left" w:pos="1300"/>
         </w:tabs>
-        <w:spacing w:before="0" w:after="24" w:line="272" w:lineRule="auto"/>
+        <w:spacing w:before="0" w:after="20" w:line="240" w:lineRule="auto"/>
         <w:ind w:left="1300" w:hanging="868"/>
       </w:pPr>
       <w:r>
@@ -2742,28 +2761,47 @@
           <w:rFonts w:ascii="Avenir Next" w:hAnsi="Avenir Next" w:cs="Avenir Next" w:eastAsia="Avenir Next"/>
           <w:b/>
           <w:color w:val="003A70"/>
+          <w:sz w:val="22"/>
+          <w:szCs w:val="18"/>
+        </w:rPr>
+        <w:t xml:space="preserve">Step 2</w:t>
+      </w:r>
+      <w:r>
+        <w:rPr>
+          <w:rFonts w:ascii="Avenir Next" w:hAnsi="Avenir Next" w:cs="Avenir Next" w:eastAsia="Avenir Next"/>
+          <w:color w:val="1A1A1A"/>
           <w:sz w:val="18"/>
           <w:szCs w:val="18"/>
         </w:rPr>
-        <w:t xml:space="preserve">Step 2</w:t>
-      </w:r>
-      <w:r>
-        <w:rPr>
-          <w:rFonts w:ascii="Avenir Next" w:hAnsi="Avenir Next" w:cs="Avenir Next" w:eastAsia="Avenir Next"/>
-          <w:color w:val="1A1A1A"/>
-          <w:sz w:val="18"/>
-          <w:szCs w:val="18"/>
-        </w:rPr>
         <w:tab/>
       </w:r>
       <w:r>
         <w:rPr>
           <w:rFonts w:ascii="Avenir Next" w:hAnsi="Avenir Next" w:cs="Avenir Next" w:eastAsia="Avenir Next"/>
           <w:color w:val="1A1A1A"/>
+          <w:sz w:val="22"/>
+          <w:szCs w:val="21"/>
+        </w:rPr>
+        <w:t xml:space="preserve">Team 1: </w:t>
+      </w:r>
+      <w:r>
+        <w:rPr>
+          <w:rFonts w:ascii="Avenir Next" w:hAnsi="Avenir Next" w:cs="Avenir Next" w:eastAsia="Avenir Next"/>
+          <w:color w:val="1A1A1A"/>
           <w:sz w:val="21"/>
           <w:szCs w:val="21"/>
-        </w:rPr>
-        <w:t xml:space="preserve">Team 1: </w:t>
+          <w:u w:val="single"/>
+        </w:rPr>
+        <w:t xml:space="preserve">                </w:t>
+      </w:r>
+      <w:r>
+        <w:rPr>
+          <w:rFonts w:ascii="Avenir Next" w:hAnsi="Avenir Next" w:cs="Avenir Next" w:eastAsia="Avenir Next"/>
+          <w:color w:val="1A1A1A"/>
+          <w:sz w:val="22"/>
+          <w:szCs w:val="21"/>
+        </w:rPr>
+        <w:t xml:space="preserve"> : 12. Team 2: </w:t>
       </w:r>
       <w:r>
         <w:rPr>
@@ -2779,26 +2817,7 @@
         <w:rPr>
           <w:rFonts w:ascii="Avenir Next" w:hAnsi="Avenir Next" w:cs="Avenir Next" w:eastAsia="Avenir Next"/>
           <w:color w:val="1A1A1A"/>
-          <w:sz w:val="21"/>
-          <w:szCs w:val="21"/>
-        </w:rPr>
-        <w:t xml:space="preserve"> : 12. Team 2: </w:t>
-      </w:r>
-      <w:r>
-        <w:rPr>
-          <w:rFonts w:ascii="Avenir Next" w:hAnsi="Avenir Next" w:cs="Avenir Next" w:eastAsia="Avenir Next"/>
-          <w:color w:val="1A1A1A"/>
-          <w:sz w:val="21"/>
-          <w:szCs w:val="21"/>
-          <w:u w:val="single"/>
-        </w:rPr>
-        <w:t xml:space="preserve">                </w:t>
-      </w:r>
-      <w:r>
-        <w:rPr>
-          <w:rFonts w:ascii="Avenir Next" w:hAnsi="Avenir Next" w:cs="Avenir Next" w:eastAsia="Avenir Next"/>
-          <w:color w:val="1A1A1A"/>
-          <w:sz w:val="21"/>
+          <w:sz w:val="22"/>
           <w:szCs w:val="21"/>
         </w:rPr>
         <w:t xml:space="preserve"> : 12.</w:t>
@@ -2810,7 +2829,7 @@
         <w:tabs>
           <w:tab w:val="left" w:pos="1300"/>
         </w:tabs>
-        <w:spacing w:before="0" w:after="24" w:line="272" w:lineRule="auto"/>
+        <w:spacing w:before="0" w:after="20" w:line="240" w:lineRule="auto"/>
         <w:ind w:left="1300" w:hanging="868"/>
       </w:pPr>
       <w:r>
@@ -2818,35 +2837,35 @@
           <w:rFonts w:ascii="Avenir Next" w:hAnsi="Avenir Next" w:cs="Avenir Next" w:eastAsia="Avenir Next"/>
           <w:b/>
           <w:color w:val="003A70"/>
+          <w:sz w:val="22"/>
+          <w:szCs w:val="18"/>
+        </w:rPr>
+        <w:t xml:space="preserve">Step 3</w:t>
+      </w:r>
+      <w:r>
+        <w:rPr>
+          <w:rFonts w:ascii="Avenir Next" w:hAnsi="Avenir Next" w:cs="Avenir Next" w:eastAsia="Avenir Next"/>
+          <w:color w:val="1A1A1A"/>
           <w:sz w:val="18"/>
           <w:szCs w:val="18"/>
         </w:rPr>
-        <w:t xml:space="preserve">Step 3</w:t>
-      </w:r>
-      <w:r>
-        <w:rPr>
-          <w:rFonts w:ascii="Avenir Next" w:hAnsi="Avenir Next" w:cs="Avenir Next" w:eastAsia="Avenir Next"/>
-          <w:color w:val="1A1A1A"/>
-          <w:sz w:val="18"/>
-          <w:szCs w:val="18"/>
-        </w:rPr>
         <w:tab/>
       </w:r>
       <w:r>
         <w:rPr>
           <w:rFonts w:ascii="Avenir Next" w:hAnsi="Avenir Next" w:cs="Avenir Next" w:eastAsia="Avenir Next"/>
           <w:color w:val="1A1A1A"/>
+          <w:sz w:val="22"/>
+          <w:szCs w:val="21"/>
+        </w:rPr>
+        <w:t xml:space="preserve">Team </w:t>
+      </w:r>
+      <w:r>
+        <w:rPr>
+          <w:rFonts w:ascii="Avenir Next" w:hAnsi="Avenir Next" w:cs="Avenir Next" w:eastAsia="Avenir Next"/>
+          <w:color w:val="1A1A1A"/>
           <w:sz w:val="21"/>
           <w:szCs w:val="21"/>
-        </w:rPr>
-        <w:t xml:space="preserve">Team </w:t>
-      </w:r>
-      <w:r>
-        <w:rPr>
-          <w:rFonts w:ascii="Avenir Next" w:hAnsi="Avenir Next" w:cs="Avenir Next" w:eastAsia="Avenir Next"/>
-          <w:color w:val="1A1A1A"/>
-          <w:sz w:val="21"/>
-          <w:szCs w:val="21"/>
           <w:u w:val="single"/>
         </w:rPr>
         <w:t xml:space="preserve">                </w:t>
@@ -2855,7 +2874,7 @@
         <w:rPr>
           <w:rFonts w:ascii="Avenir Next" w:hAnsi="Avenir Next" w:cs="Avenir Next" w:eastAsia="Avenir Next"/>
           <w:color w:val="1A1A1A"/>
-          <w:sz w:val="21"/>
+          <w:sz w:val="22"/>
           <w:szCs w:val="21"/>
         </w:rPr>
         <w:t xml:space="preserve"> wins more often.</w:t>
@@ -2868,6 +2887,7 @@
     </w:p>
     <w:p>
       <w:pPr>
+        <w:pStyle w:val="Heading2"/>
         <w:keepNext/>
         <w:pBdr>
           <w:bottom w:val="single" w:sz="8" w:space="3" w:color="003A70"/>
@@ -2875,7 +2895,7 @@
         <w:tabs>
           <w:tab w:val="right" w:pos="9504"/>
         </w:tabs>
-        <w:spacing w:before="50" w:after="36" w:line="240" w:lineRule="auto"/>
+        <w:spacing w:before="42" w:after="31" w:line="240" w:lineRule="auto"/>
       </w:pPr>
       <w:r>
         <w:rPr>
@@ -2883,7 +2903,7 @@
           <w:b/>
           <w:color w:val="003A70"/>
           <w:spacing w:val="14"/>
-          <w:sz w:val="19"/>
+          <w:sz w:val="22"/>
           <w:szCs w:val="19"/>
         </w:rPr>
         <w:t xml:space="preserve">YOUR TURN</w:t>
@@ -2902,7 +2922,7 @@
           <w:rFonts w:ascii="Avenir Next" w:hAnsi="Avenir Next" w:cs="Avenir Next" w:eastAsia="Avenir Next"/>
           <w:i/>
           <w:color w:val="5A5F66"/>
-          <w:sz w:val="17"/>
+          <w:sz w:val="22"/>
           <w:szCs w:val="17"/>
         </w:rPr>
         <w:t xml:space="preserve">use the steps on your own</w:t>
@@ -2952,7 +2972,7 @@
               <w:tabs>
                 <w:tab w:val="left" w:pos="432"/>
               </w:tabs>
-              <w:spacing w:before="90" w:after="40" w:line="268" w:lineRule="auto"/>
+              <w:spacing w:before="76" w:after="34" w:line="240" w:lineRule="auto"/>
               <w:ind w:left="432" w:hanging="432"/>
             </w:pPr>
             <w:r>
@@ -3025,7 +3045,7 @@
                     <w:tabs>
                       <w:tab w:val="left" w:pos="340"/>
                     </w:tabs>
-                    <w:spacing w:before="0" w:after="0" w:line="276" w:lineRule="auto"/>
+                    <w:spacing w:before="0" w:after="0" w:line="240" w:lineRule="auto"/>
                     <w:ind w:left="340" w:hanging="340"/>
                   </w:pPr>
                   <w:r>
@@ -3087,7 +3107,7 @@
                     <w:tabs>
                       <w:tab w:val="left" w:pos="340"/>
                     </w:tabs>
-                    <w:spacing w:before="0" w:after="0" w:line="276" w:lineRule="auto"/>
+                    <w:spacing w:before="0" w:after="0" w:line="240" w:lineRule="auto"/>
                     <w:ind w:left="340" w:hanging="340"/>
                   </w:pPr>
                   <w:r>
@@ -3155,7 +3175,7 @@
                     <w:tabs>
                       <w:tab w:val="left" w:pos="340"/>
                     </w:tabs>
-                    <w:spacing w:before="0" w:after="0" w:line="276" w:lineRule="auto"/>
+                    <w:spacing w:before="0" w:after="0" w:line="240" w:lineRule="auto"/>
                     <w:ind w:left="340" w:hanging="340"/>
                   </w:pPr>
                   <w:r>
@@ -3217,7 +3237,7 @@
                     <w:tabs>
                       <w:tab w:val="left" w:pos="340"/>
                     </w:tabs>
-                    <w:spacing w:before="0" w:after="0" w:line="276" w:lineRule="auto"/>
+                    <w:spacing w:before="0" w:after="0" w:line="240" w:lineRule="auto"/>
                     <w:ind w:left="340" w:hanging="340"/>
                   </w:pPr>
                   <w:r>
@@ -3286,6 +3306,7 @@
     </w:p>
     <w:p>
       <w:pPr>
+        <w:pStyle w:val="Heading2"/>
         <w:keepNext/>
         <w:pBdr>
           <w:bottom w:val="single" w:sz="8" w:space="3" w:color="003A70"/>
@@ -3293,7 +3314,7 @@
         <w:tabs>
           <w:tab w:val="right" w:pos="9504"/>
         </w:tabs>
-        <w:spacing w:before="50" w:after="36" w:line="240" w:lineRule="auto"/>
+        <w:spacing w:before="42" w:after="31" w:line="240" w:lineRule="auto"/>
       </w:pPr>
       <w:r>
         <w:rPr>
@@ -3301,7 +3322,7 @@
           <w:b/>
           <w:color w:val="003A70"/>
           <w:spacing w:val="14"/>
-          <w:sz w:val="19"/>
+          <w:sz w:val="22"/>
           <w:szCs w:val="19"/>
         </w:rPr>
         <w:t xml:space="preserve">READY CHECK</w:t>
@@ -3320,7 +3341,7 @@
           <w:rFonts w:ascii="Avenir Next" w:hAnsi="Avenir Next" w:cs="Avenir Next" w:eastAsia="Avenir Next"/>
           <w:i/>
           <w:color w:val="5A5F66"/>
-          <w:sz w:val="17"/>
+          <w:sz w:val="22"/>
           <w:szCs w:val="17"/>
         </w:rPr>
         <w:t xml:space="preserve">a problem like the one in today’s lesson</w:t>
@@ -3370,7 +3391,7 @@
               <w:tabs>
                 <w:tab w:val="left" w:pos="432"/>
               </w:tabs>
-              <w:spacing w:before="90" w:after="40" w:line="268" w:lineRule="auto"/>
+              <w:spacing w:before="76" w:after="34" w:line="240" w:lineRule="auto"/>
               <w:ind w:left="432" w:hanging="432"/>
             </w:pPr>
             <w:r>
@@ -3444,7 +3465,7 @@
                     <w:tabs>
                       <w:tab w:val="left" w:pos="340"/>
                     </w:tabs>
-                    <w:spacing w:before="0" w:after="0" w:line="264" w:lineRule="auto"/>
+                    <w:spacing w:before="0" w:after="0" w:line="240" w:lineRule="auto"/>
                     <w:ind w:left="340" w:hanging="340"/>
                   </w:pPr>
                   <w:r>
@@ -3452,25 +3473,25 @@
                       <w:rFonts w:ascii="Avenir Next" w:hAnsi="Avenir Next" w:cs="Avenir Next" w:eastAsia="Avenir Next"/>
                       <w:b/>
                       <w:color w:val="003A70"/>
+                      <w:sz w:val="22"/>
+                      <w:szCs w:val="21"/>
+                    </w:rPr>
+                    <w:t xml:space="preserve">A</w:t>
+                  </w:r>
+                  <w:r>
+                    <w:rPr>
+                      <w:rFonts w:ascii="Avenir Next" w:hAnsi="Avenir Next" w:cs="Avenir Next" w:eastAsia="Avenir Next"/>
+                      <w:color w:val="1A1A1A"/>
                       <w:sz w:val="21"/>
                       <w:szCs w:val="21"/>
                     </w:rPr>
-                    <w:t xml:space="preserve">A</w:t>
-                  </w:r>
-                  <w:r>
-                    <w:rPr>
-                      <w:rFonts w:ascii="Avenir Next" w:hAnsi="Avenir Next" w:cs="Avenir Next" w:eastAsia="Avenir Next"/>
-                      <w:color w:val="1A1A1A"/>
-                      <w:sz w:val="21"/>
-                      <w:szCs w:val="21"/>
-                    </w:rPr>
                     <w:tab/>
                   </w:r>
                   <w:r>
                     <w:rPr>
                       <w:rFonts w:ascii="Avenir Next" w:hAnsi="Avenir Next" w:cs="Avenir Next" w:eastAsia="Avenir Next"/>
                       <w:color w:val="1A1A1A"/>
-                      <w:sz w:val="21"/>
+                      <w:sz w:val="22"/>
                       <w:szCs w:val="21"/>
                     </w:rPr>
                     <w:t xml:space="preserve">3 to 8</w:t>
@@ -3487,7 +3508,7 @@
                     <w:tabs>
                       <w:tab w:val="left" w:pos="340"/>
                     </w:tabs>
-                    <w:spacing w:before="0" w:after="0" w:line="264" w:lineRule="auto"/>
+                    <w:spacing w:before="0" w:after="0" w:line="240" w:lineRule="auto"/>
                     <w:ind w:left="340" w:hanging="340"/>
                   </w:pPr>
                   <w:r>
@@ -3495,25 +3516,25 @@
                       <w:rFonts w:ascii="Avenir Next" w:hAnsi="Avenir Next" w:cs="Avenir Next" w:eastAsia="Avenir Next"/>
                       <w:b/>
                       <w:color w:val="003A70"/>
+                      <w:sz w:val="22"/>
+                      <w:szCs w:val="21"/>
+                    </w:rPr>
+                    <w:t xml:space="preserve">B</w:t>
+                  </w:r>
+                  <w:r>
+                    <w:rPr>
+                      <w:rFonts w:ascii="Avenir Next" w:hAnsi="Avenir Next" w:cs="Avenir Next" w:eastAsia="Avenir Next"/>
+                      <w:color w:val="1A1A1A"/>
                       <w:sz w:val="21"/>
                       <w:szCs w:val="21"/>
                     </w:rPr>
-                    <w:t xml:space="preserve">B</w:t>
-                  </w:r>
-                  <w:r>
-                    <w:rPr>
-                      <w:rFonts w:ascii="Avenir Next" w:hAnsi="Avenir Next" w:cs="Avenir Next" w:eastAsia="Avenir Next"/>
-                      <w:color w:val="1A1A1A"/>
-                      <w:sz w:val="21"/>
-                      <w:szCs w:val="21"/>
-                    </w:rPr>
                     <w:tab/>
                   </w:r>
                   <w:r>
                     <w:rPr>
                       <w:rFonts w:ascii="Avenir Next" w:hAnsi="Avenir Next" w:cs="Avenir Next" w:eastAsia="Avenir Next"/>
                       <w:color w:val="1A1A1A"/>
-                      <w:sz w:val="21"/>
+                      <w:sz w:val="22"/>
                       <w:szCs w:val="21"/>
                     </w:rPr>
                     <w:t xml:space="preserve">2 to 5</w:t>
@@ -3530,7 +3551,7 @@
                     <w:tabs>
                       <w:tab w:val="left" w:pos="340"/>
                     </w:tabs>
-                    <w:spacing w:before="0" w:after="0" w:line="264" w:lineRule="auto"/>
+                    <w:spacing w:before="0" w:after="0" w:line="240" w:lineRule="auto"/>
                     <w:ind w:left="340" w:hanging="340"/>
                   </w:pPr>
                   <w:r>
@@ -3538,25 +3559,25 @@
                       <w:rFonts w:ascii="Avenir Next" w:hAnsi="Avenir Next" w:cs="Avenir Next" w:eastAsia="Avenir Next"/>
                       <w:b/>
                       <w:color w:val="003A70"/>
+                      <w:sz w:val="22"/>
+                      <w:szCs w:val="21"/>
+                    </w:rPr>
+                    <w:t xml:space="preserve">C</w:t>
+                  </w:r>
+                  <w:r>
+                    <w:rPr>
+                      <w:rFonts w:ascii="Avenir Next" w:hAnsi="Avenir Next" w:cs="Avenir Next" w:eastAsia="Avenir Next"/>
+                      <w:color w:val="1A1A1A"/>
                       <w:sz w:val="21"/>
                       <w:szCs w:val="21"/>
                     </w:rPr>
-                    <w:t xml:space="preserve">C</w:t>
-                  </w:r>
-                  <w:r>
-                    <w:rPr>
-                      <w:rFonts w:ascii="Avenir Next" w:hAnsi="Avenir Next" w:cs="Avenir Next" w:eastAsia="Avenir Next"/>
-                      <w:color w:val="1A1A1A"/>
-                      <w:sz w:val="21"/>
-                      <w:szCs w:val="21"/>
-                    </w:rPr>
                     <w:tab/>
                   </w:r>
                   <w:r>
                     <w:rPr>
                       <w:rFonts w:ascii="Avenir Next" w:hAnsi="Avenir Next" w:cs="Avenir Next" w:eastAsia="Avenir Next"/>
                       <w:color w:val="1A1A1A"/>
-                      <w:sz w:val="21"/>
+                      <w:sz w:val="22"/>
                       <w:szCs w:val="21"/>
                     </w:rPr>
                     <w:t xml:space="preserve">the same</w:t>
@@ -3573,7 +3594,7 @@
                     <w:tabs>
                       <w:tab w:val="left" w:pos="340"/>
                     </w:tabs>
-                    <w:spacing w:before="0" w:after="0" w:line="264" w:lineRule="auto"/>
+                    <w:spacing w:before="0" w:after="0" w:line="240" w:lineRule="auto"/>
                     <w:ind w:left="340" w:hanging="340"/>
                   </w:pPr>
                   <w:r>
@@ -3581,25 +3602,25 @@
                       <w:rFonts w:ascii="Avenir Next" w:hAnsi="Avenir Next" w:cs="Avenir Next" w:eastAsia="Avenir Next"/>
                       <w:b/>
                       <w:color w:val="003A70"/>
+                      <w:sz w:val="22"/>
+                      <w:szCs w:val="21"/>
+                    </w:rPr>
+                    <w:t xml:space="preserve">D</w:t>
+                  </w:r>
+                  <w:r>
+                    <w:rPr>
+                      <w:rFonts w:ascii="Avenir Next" w:hAnsi="Avenir Next" w:cs="Avenir Next" w:eastAsia="Avenir Next"/>
+                      <w:color w:val="1A1A1A"/>
                       <w:sz w:val="21"/>
                       <w:szCs w:val="21"/>
                     </w:rPr>
-                    <w:t xml:space="preserve">D</w:t>
-                  </w:r>
-                  <w:r>
-                    <w:rPr>
-                      <w:rFonts w:ascii="Avenir Next" w:hAnsi="Avenir Next" w:cs="Avenir Next" w:eastAsia="Avenir Next"/>
-                      <w:color w:val="1A1A1A"/>
-                      <w:sz w:val="21"/>
-                      <w:szCs w:val="21"/>
-                    </w:rPr>
                     <w:tab/>
                   </w:r>
                   <w:r>
                     <w:rPr>
                       <w:rFonts w:ascii="Avenir Next" w:hAnsi="Avenir Next" w:cs="Avenir Next" w:eastAsia="Avenir Next"/>
                       <w:color w:val="1A1A1A"/>
-                      <w:sz w:val="21"/>
+                      <w:sz w:val="22"/>
                       <w:szCs w:val="21"/>
                     </w:rPr>
                     <w:t xml:space="preserve">cannot tell</w:t>
@@ -3648,19 +3669,42 @@
         <w:tblLook w:val="0000" w:firstRow="0" w:lastRow="0" w:firstColumn="0" w:lastColumn="0" w:noHBand="1" w:noVBand="1"/>
       </w:tblPr>
       <w:tblGrid>
-        <w:gridCol w:w="2000"/>
-        <w:gridCol w:w="2300"/>
-        <w:gridCol w:w="2100"/>
-        <w:gridCol w:w="3104"/>
+        <w:gridCol w:w="1750"/>
+        <w:gridCol w:w="2500"/>
+        <w:gridCol w:w="2200"/>
+        <w:gridCol w:w="3054"/>
       </w:tblGrid>
       <w:tr>
         <w:trPr>
           <w:cantSplit/>
-          <w:trHeight w:val="320" w:hRule="atLeast"/>
+          <w:trHeight w:val="300" w:hRule="atLeast"/>
         </w:trPr>
         <w:tc>
           <w:tcPr>
-            <w:tcW w:w="2000" w:type="dxa"/>
+            <w:tcW w:w="1750" w:type="dxa"/>
+            <w:vAlign w:val="center"/>
+          </w:tcPr>
+          <w:p>
+            <w:pPr>
+              <w:pStyle w:val="Heading2"/>
+              <w:spacing w:before="0" w:after="0" w:line="240" w:lineRule="auto"/>
+            </w:pPr>
+            <w:r>
+              <w:rPr>
+                <w:rFonts w:ascii="Avenir Next" w:hAnsi="Avenir Next" w:cs="Avenir Next" w:eastAsia="Avenir Next"/>
+                <w:b/>
+                <w:color w:val="003A70"/>
+                <w:spacing w:val="12"/>
+                <w:sz w:val="15"/>
+                <w:szCs w:val="15"/>
+              </w:rPr>
+              <w:t xml:space="preserve">CHECK YOURSELF</w:t>
+            </w:r>
+          </w:p>
+        </w:tc>
+        <w:tc>
+          <w:tcPr>
+            <w:tcW w:w="2500" w:type="dxa"/>
             <w:vAlign w:val="center"/>
           </w:tcPr>
           <w:p>
@@ -3669,20 +3713,27 @@
             </w:pPr>
             <w:r>
               <w:rPr>
-                <w:rFonts w:ascii="Avenir Next" w:hAnsi="Avenir Next" w:cs="Avenir Next" w:eastAsia="Avenir Next"/>
-                <w:b/>
-                <w:color w:val="003A70"/>
-                <w:spacing w:val="12"/>
-                <w:sz w:val="15"/>
-                <w:szCs w:val="15"/>
-              </w:rPr>
-              <w:t xml:space="preserve">CHECK YOURSELF</w:t>
+                <w:rFonts w:ascii="Arial" w:hAnsi="Arial" w:cs="Arial" w:eastAsia="Arial"/>
+                <w:color w:val="1A1A1A"/>
+                <w:sz w:val="20"/>
+                <w:szCs w:val="20"/>
+              </w:rPr>
+              <w:t xml:space="preserve">□</w:t>
+            </w:r>
+            <w:r>
+              <w:rPr>
+                <w:rFonts w:ascii="Avenir Next" w:hAnsi="Avenir Next" w:cs="Avenir Next" w:eastAsia="Avenir Next"/>
+                <w:color w:val="1A1A1A"/>
+                <w:sz w:val="17"/>
+                <w:szCs w:val="17"/>
+              </w:rPr>
+              <w:t xml:space="preserve">  I can do this on my own</w:t>
             </w:r>
           </w:p>
         </w:tc>
         <w:tc>
           <w:tcPr>
-            <w:tcW w:w="2300" w:type="dxa"/>
+            <w:tcW w:w="2200" w:type="dxa"/>
             <w:vAlign w:val="center"/>
           </w:tcPr>
           <w:p>
@@ -3693,8 +3744,8 @@
               <w:rPr>
                 <w:rFonts w:ascii="Arial" w:hAnsi="Arial" w:cs="Arial" w:eastAsia="Arial"/>
                 <w:color w:val="1A1A1A"/>
-                <w:sz w:val="24"/>
-                <w:szCs w:val="24"/>
+                <w:sz w:val="20"/>
+                <w:szCs w:val="20"/>
               </w:rPr>
               <w:t xml:space="preserve">□</w:t>
             </w:r>
@@ -3705,13 +3756,13 @@
                 <w:sz w:val="17"/>
                 <w:szCs w:val="17"/>
               </w:rPr>
-              <w:t xml:space="preserve">  I can do this on my own</w:t>
+              <w:t xml:space="preserve">  I need a little help</w:t>
             </w:r>
           </w:p>
         </w:tc>
         <w:tc>
           <w:tcPr>
-            <w:tcW w:w="2100" w:type="dxa"/>
+            <w:tcW w:w="3054" w:type="dxa"/>
             <w:vAlign w:val="center"/>
           </w:tcPr>
           <w:p>
@@ -3722,37 +3773,8 @@
               <w:rPr>
                 <w:rFonts w:ascii="Arial" w:hAnsi="Arial" w:cs="Arial" w:eastAsia="Arial"/>
                 <w:color w:val="1A1A1A"/>
-                <w:sz w:val="24"/>
-                <w:szCs w:val="24"/>
-              </w:rPr>
-              <w:t xml:space="preserve">□</w:t>
-            </w:r>
-            <w:r>
-              <w:rPr>
-                <w:rFonts w:ascii="Avenir Next" w:hAnsi="Avenir Next" w:cs="Avenir Next" w:eastAsia="Avenir Next"/>
-                <w:color w:val="1A1A1A"/>
-                <w:sz w:val="17"/>
-                <w:szCs w:val="17"/>
-              </w:rPr>
-              <w:t xml:space="preserve">  I need a little help</w:t>
-            </w:r>
-          </w:p>
-        </w:tc>
-        <w:tc>
-          <w:tcPr>
-            <w:tcW w:w="3104" w:type="dxa"/>
-            <w:vAlign w:val="center"/>
-          </w:tcPr>
-          <w:p>
-            <w:pPr>
-              <w:spacing w:before="0" w:after="0" w:line="240" w:lineRule="auto"/>
-            </w:pPr>
-            <w:r>
-              <w:rPr>
-                <w:rFonts w:ascii="Arial" w:hAnsi="Arial" w:cs="Arial" w:eastAsia="Arial"/>
-                <w:color w:val="1A1A1A"/>
-                <w:sz w:val="24"/>
-                <w:szCs w:val="24"/>
+                <w:sz w:val="20"/>
+                <w:szCs w:val="20"/>
               </w:rPr>
               <w:t xml:space="preserve">□</w:t>
             </w:r>
@@ -3787,7 +3809,7 @@
     <w:sectPr>
       <w:footerReference w:type="default" r:id="rIdFooter1"/>
       <w:pgSz w:w="12240" w:h="15840"/>
-      <w:pgMar w:top="893" w:right="1224" w:bottom="835" w:left="1512" w:header="432" w:footer="432" w:gutter="0"/>
+      <w:pgMar w:top="780" w:right="1224" w:bottom="760" w:left="1512" w:header="432" w:footer="432" w:gutter="0"/>
       <w:cols w:space="720"/>
     </w:sectPr>
   </w:body>
@@ -3867,7 +3889,106 @@
               <w:sz w:val="15"/>
               <w:szCs w:val="15"/>
             </w:rPr>
-            <w:t xml:space="preserve">Lesson 3-5  ·  Session 2  ·  Prerequisite Practice B</w:t>
+            <w:t xml:space="preserve">3-5 · Page </w:t>
+          </w:r>
+          <w:r>
+            <w:rPr>
+              <w:rFonts w:ascii="Avenir Next" w:hAnsi="Avenir Next" w:cs="Avenir Next" w:eastAsia="Avenir Next"/>
+              <w:color w:val="5A5F66"/>
+              <w:sz w:val="15"/>
+              <w:szCs w:val="15"/>
+            </w:rPr>
+            <w:fldChar w:fldCharType="begin"/>
+          </w:r>
+          <w:r>
+            <w:rPr>
+              <w:rFonts w:ascii="Avenir Next" w:hAnsi="Avenir Next" w:cs="Avenir Next" w:eastAsia="Avenir Next"/>
+              <w:color w:val="5A5F66"/>
+              <w:sz w:val="15"/>
+              <w:szCs w:val="15"/>
+            </w:rPr>
+            <w:instrText xml:space="preserve"> PAGE </w:instrText>
+          </w:r>
+          <w:r>
+            <w:rPr>
+              <w:rFonts w:ascii="Avenir Next" w:hAnsi="Avenir Next" w:cs="Avenir Next" w:eastAsia="Avenir Next"/>
+              <w:color w:val="5A5F66"/>
+              <w:sz w:val="15"/>
+              <w:szCs w:val="15"/>
+            </w:rPr>
+            <w:fldChar w:fldCharType="separate"/>
+          </w:r>
+          <w:r>
+            <w:rPr>
+              <w:rFonts w:ascii="Avenir Next" w:hAnsi="Avenir Next" w:cs="Avenir Next" w:eastAsia="Avenir Next"/>
+              <w:color w:val="5A5F66"/>
+              <w:sz w:val="15"/>
+              <w:szCs w:val="15"/>
+            </w:rPr>
+            <w:t xml:space="preserve">1</w:t>
+          </w:r>
+          <w:r>
+            <w:rPr>
+              <w:rFonts w:ascii="Avenir Next" w:hAnsi="Avenir Next" w:cs="Avenir Next" w:eastAsia="Avenir Next"/>
+              <w:color w:val="5A5F66"/>
+              <w:sz w:val="15"/>
+              <w:szCs w:val="15"/>
+            </w:rPr>
+            <w:fldChar w:fldCharType="end"/>
+          </w:r>
+          <w:r>
+            <w:rPr>
+              <w:rFonts w:ascii="Avenir Next" w:hAnsi="Avenir Next" w:cs="Avenir Next" w:eastAsia="Avenir Next"/>
+              <w:color w:val="5A5F66"/>
+              <w:sz w:val="15"/>
+              <w:szCs w:val="15"/>
+            </w:rPr>
+            <w:t xml:space="preserve"> of </w:t>
+          </w:r>
+          <w:r>
+            <w:rPr>
+              <w:rFonts w:ascii="Avenir Next" w:hAnsi="Avenir Next" w:cs="Avenir Next" w:eastAsia="Avenir Next"/>
+              <w:color w:val="5A5F66"/>
+              <w:sz w:val="15"/>
+              <w:szCs w:val="15"/>
+            </w:rPr>
+            <w:fldChar w:fldCharType="begin"/>
+          </w:r>
+          <w:r>
+            <w:rPr>
+              <w:rFonts w:ascii="Avenir Next" w:hAnsi="Avenir Next" w:cs="Avenir Next" w:eastAsia="Avenir Next"/>
+              <w:color w:val="5A5F66"/>
+              <w:sz w:val="15"/>
+              <w:szCs w:val="15"/>
+            </w:rPr>
+            <w:instrText xml:space="preserve"> NUMPAGES </w:instrText>
+          </w:r>
+          <w:r>
+            <w:rPr>
+              <w:rFonts w:ascii="Avenir Next" w:hAnsi="Avenir Next" w:cs="Avenir Next" w:eastAsia="Avenir Next"/>
+              <w:color w:val="5A5F66"/>
+              <w:sz w:val="15"/>
+              <w:szCs w:val="15"/>
+            </w:rPr>
+            <w:fldChar w:fldCharType="separate"/>
+          </w:r>
+          <w:r>
+            <w:rPr>
+              <w:rFonts w:ascii="Avenir Next" w:hAnsi="Avenir Next" w:cs="Avenir Next" w:eastAsia="Avenir Next"/>
+              <w:color w:val="5A5F66"/>
+              <w:sz w:val="15"/>
+              <w:szCs w:val="15"/>
+            </w:rPr>
+            <w:t xml:space="preserve">1</w:t>
+          </w:r>
+          <w:r>
+            <w:rPr>
+              <w:rFonts w:ascii="Avenir Next" w:hAnsi="Avenir Next" w:cs="Avenir Next" w:eastAsia="Avenir Next"/>
+              <w:color w:val="5A5F66"/>
+              <w:sz w:val="15"/>
+              <w:szCs w:val="15"/>
+            </w:rPr>
+            <w:fldChar w:fldCharType="end"/>
           </w:r>
         </w:p>
       </w:tc>
@@ -3910,5 +4031,23 @@
       </w:tblCellMar>
     </w:tblPr>
   </w:style>
+  <w:style w:type="paragraph" w:styleId="Heading1">
+    <w:name w:val="heading 1"/>
+    <w:basedOn w:val="Normal"/>
+    <w:pPr>
+      <w:outlineLvl w:val="0"/>
+      <w:keepNext w:val="0"/>
+      <w:keepLines w:val="0"/>
+    </w:pPr>
+  </w:style>
+  <w:style w:type="paragraph" w:styleId="Heading2">
+    <w:name w:val="heading 2"/>
+    <w:basedOn w:val="Normal"/>
+    <w:pPr>
+      <w:outlineLvl w:val="1"/>
+      <w:keepNext w:val="0"/>
+      <w:keepLines w:val="0"/>
+    </w:pPr>
+  </w:style>
 </w:styles>
 </file>